--- a/Documentation/2.Requirements Phase/Solution Requirements.docx
+++ b/Documentation/2.Requirements Phase/Solution Requirements.docx
@@ -1,6 +1,6 @@
 
 <file path=word/document.xml><?xml version="1.0" encoding="utf-8"?>
-<w:document xmlns:ve="http://schemas.openxmlformats.org/markup-compatibility/2006" xmlns:o="urn:schemas-microsoft-com:office:office" xmlns:r="http://schemas.openxmlformats.org/officeDocument/2006/relationships" xmlns:m="http://schemas.openxmlformats.org/officeDocument/2006/math" xmlns:v="urn:schemas-microsoft-com:vml" xmlns:wp="http://schemas.openxmlformats.org/drawingml/2006/wordprocessingDrawing" xmlns:w10="urn:schemas-microsoft-com:office:word" xmlns:w="http://schemas.openxmlformats.org/wordprocessingml/2006/main" xmlns:wne="http://schemas.microsoft.com/office/word/2006/wordml">
+<w:document xmlns:wpc="http://schemas.microsoft.com/office/word/2010/wordprocessingCanvas" xmlns:cx="http://schemas.microsoft.com/office/drawing/2014/chartex" xmlns:cx1="http://schemas.microsoft.com/office/drawing/2015/9/8/chartex" xmlns:cx2="http://schemas.microsoft.com/office/drawing/2015/10/21/chartex" xmlns:cx3="http://schemas.microsoft.com/office/drawing/2016/5/9/chartex" xmlns:cx4="http://schemas.microsoft.com/office/drawing/2016/5/10/chartex" xmlns:cx5="http://schemas.microsoft.com/office/drawing/2016/5/11/chartex" xmlns:cx6="http://schemas.microsoft.com/office/drawing/2016/5/12/chartex" xmlns:cx7="http://schemas.microsoft.com/office/drawing/2016/5/13/chartex" xmlns:cx8="http://schemas.microsoft.com/office/drawing/2016/5/14/chartex" xmlns:mc="http://schemas.openxmlformats.org/markup-compatibility/2006" xmlns:o="urn:schemas-microsoft-com:office:office" xmlns:r="http://schemas.openxmlformats.org/officeDocument/2006/relationships" xmlns:m="http://schemas.openxmlformats.org/officeDocument/2006/math" xmlns:v="urn:schemas-microsoft-com:vml" xmlns:wp14="http://schemas.microsoft.com/office/word/2010/wordprocessingDrawing" xmlns:wp="http://schemas.openxmlformats.org/drawingml/2006/wordprocessingDrawing" xmlns:w="http://schemas.openxmlformats.org/wordprocessingml/2006/main" xmlns:w14="http://schemas.microsoft.com/office/word/2010/wordml" xmlns:w10="urn:schemas-microsoft-com:office:word" xmlns:w15="http://schemas.microsoft.com/office/word/2012/wordml" xmlns:wpg="http://schemas.microsoft.com/office/word/2010/wordprocessingGroup" xmlns:wpi="http://schemas.microsoft.com/office/word/2010/wordprocessingInk" xmlns:wne="http://schemas.microsoft.com/office/word/2006/wordml" xmlns:wps="http://schemas.microsoft.com/office/word/2010/wordprocessingShape" xmlns:wpsCustomData="http://www.wps.cn/officeDocument/2013/wpsCustomData" mc:Ignorable="w14 w15 wp14">
   <w:body>
     <w:p>
       <w:pPr>
@@ -24,6 +24,7 @@
         <w:t>Project Design Phase-II</w:t>
       </w:r>
     </w:p>
+    <w:bookmarkEnd w:id="0"/>
     <w:p>
       <w:pPr>
         <w:spacing w:after="0"/>
@@ -59,24 +60,46 @@
     </w:p>
     <w:tbl>
       <w:tblPr>
-        <w:tblStyle w:val="a"/>
+        <w:tblStyle w:val="16"/>
         <w:tblW w:w="9351" w:type="dxa"/>
+        <w:tblInd w:w="0" w:type="dxa"/>
         <w:tblBorders>
-          <w:top w:val="single" w:sz="4" w:space="0" w:color="000000"/>
-          <w:left w:val="single" w:sz="4" w:space="0" w:color="000000"/>
-          <w:bottom w:val="single" w:sz="4" w:space="0" w:color="000000"/>
-          <w:right w:val="single" w:sz="4" w:space="0" w:color="000000"/>
-          <w:insideH w:val="single" w:sz="4" w:space="0" w:color="000000"/>
-          <w:insideV w:val="single" w:sz="4" w:space="0" w:color="000000"/>
+          <w:top w:val="single" w:color="000000" w:sz="4" w:space="0"/>
+          <w:left w:val="single" w:color="000000" w:sz="4" w:space="0"/>
+          <w:bottom w:val="single" w:color="000000" w:sz="4" w:space="0"/>
+          <w:right w:val="single" w:color="000000" w:sz="4" w:space="0"/>
+          <w:insideH w:val="single" w:color="000000" w:sz="4" w:space="0"/>
+          <w:insideV w:val="single" w:color="000000" w:sz="4" w:space="0"/>
         </w:tblBorders>
         <w:tblLayout w:type="fixed"/>
-        <w:tblLook w:val="0400"/>
+        <w:tblCellMar>
+          <w:top w:w="0" w:type="dxa"/>
+          <w:left w:w="108" w:type="dxa"/>
+          <w:bottom w:w="0" w:type="dxa"/>
+          <w:right w:w="108" w:type="dxa"/>
+        </w:tblCellMar>
       </w:tblPr>
       <w:tblGrid>
         <w:gridCol w:w="4508"/>
         <w:gridCol w:w="4843"/>
       </w:tblGrid>
       <w:tr>
+        <w:tblPrEx>
+          <w:tblBorders>
+            <w:top w:val="single" w:color="000000" w:sz="4" w:space="0"/>
+            <w:left w:val="single" w:color="000000" w:sz="4" w:space="0"/>
+            <w:bottom w:val="single" w:color="000000" w:sz="4" w:space="0"/>
+            <w:right w:val="single" w:color="000000" w:sz="4" w:space="0"/>
+            <w:insideH w:val="single" w:color="000000" w:sz="4" w:space="0"/>
+            <w:insideV w:val="single" w:color="000000" w:sz="4" w:space="0"/>
+          </w:tblBorders>
+          <w:tblCellMar>
+            <w:top w:w="0" w:type="dxa"/>
+            <w:left w:w="108" w:type="dxa"/>
+            <w:bottom w:w="0" w:type="dxa"/>
+            <w:right w:w="108" w:type="dxa"/>
+          </w:tblCellMar>
+        </w:tblPrEx>
         <w:tc>
           <w:tcPr>
             <w:tcW w:w="4508" w:type="dxa"/>
@@ -84,6 +107,7 @@
           </w:tcPr>
           <w:p>
             <w:pPr>
+              <w:spacing w:after="0" w:line="240" w:lineRule="auto"/>
               <w:rPr>
                 <w:rFonts w:ascii="Times New Roman" w:hAnsi="Times New Roman" w:cs="Times New Roman"/>
                 <w:sz w:val="20"/>
@@ -107,12 +131,22 @@
           </w:tcPr>
           <w:p>
             <w:pPr>
-              <w:rPr>
-                <w:rFonts w:ascii="Times New Roman" w:hAnsi="Times New Roman" w:cs="Times New Roman"/>
-                <w:sz w:val="20"/>
-                <w:szCs w:val="20"/>
-              </w:rPr>
-            </w:pPr>
+              <w:spacing w:after="0" w:line="240" w:lineRule="auto"/>
+              <w:rPr>
+                <w:rFonts w:ascii="Times New Roman" w:hAnsi="Times New Roman" w:cs="Times New Roman"/>
+                <w:sz w:val="20"/>
+                <w:szCs w:val="20"/>
+              </w:rPr>
+            </w:pPr>
+            <w:r>
+              <w:rPr>
+                <w:rFonts w:hint="default" w:ascii="Times New Roman" w:hAnsi="Times New Roman" w:cs="Times New Roman"/>
+                <w:sz w:val="20"/>
+                <w:szCs w:val="20"/>
+                <w:lang w:val="en-IN"/>
+              </w:rPr>
+              <w:t>1</w:t>
+            </w:r>
             <w:r>
               <w:rPr>
                 <w:rFonts w:ascii="Times New Roman" w:hAnsi="Times New Roman" w:cs="Times New Roman"/>
@@ -125,6 +159,22 @@
         </w:tc>
       </w:tr>
       <w:tr>
+        <w:tblPrEx>
+          <w:tblBorders>
+            <w:top w:val="single" w:color="000000" w:sz="4" w:space="0"/>
+            <w:left w:val="single" w:color="000000" w:sz="4" w:space="0"/>
+            <w:bottom w:val="single" w:color="000000" w:sz="4" w:space="0"/>
+            <w:right w:val="single" w:color="000000" w:sz="4" w:space="0"/>
+            <w:insideH w:val="single" w:color="000000" w:sz="4" w:space="0"/>
+            <w:insideV w:val="single" w:color="000000" w:sz="4" w:space="0"/>
+          </w:tblBorders>
+          <w:tblCellMar>
+            <w:top w:w="0" w:type="dxa"/>
+            <w:left w:w="108" w:type="dxa"/>
+            <w:bottom w:w="0" w:type="dxa"/>
+            <w:right w:w="108" w:type="dxa"/>
+          </w:tblCellMar>
+        </w:tblPrEx>
         <w:tc>
           <w:tcPr>
             <w:tcW w:w="4508" w:type="dxa"/>
@@ -132,19 +182,20 @@
           </w:tcPr>
           <w:p>
             <w:pPr>
-              <w:rPr>
-                <w:rFonts w:ascii="Times New Roman" w:hAnsi="Times New Roman" w:cs="Times New Roman"/>
-                <w:sz w:val="20"/>
-                <w:szCs w:val="20"/>
-              </w:rPr>
-            </w:pPr>
-            <w:r>
-              <w:rPr>
-                <w:rFonts w:ascii="Times New Roman" w:hAnsi="Times New Roman" w:cs="Times New Roman"/>
-                <w:sz w:val="20"/>
-                <w:szCs w:val="20"/>
-              </w:rPr>
-              <w:t>Team ID</w:t>
+              <w:spacing w:after="0" w:line="240" w:lineRule="auto"/>
+              <w:rPr>
+                <w:rFonts w:ascii="Times New Roman" w:hAnsi="Times New Roman" w:cs="Times New Roman"/>
+                <w:sz w:val="20"/>
+                <w:szCs w:val="20"/>
+              </w:rPr>
+            </w:pPr>
+            <w:r>
+              <w:rPr>
+                <w:rFonts w:ascii="Times New Roman" w:hAnsi="Times New Roman" w:cs="Times New Roman"/>
+                <w:sz w:val="20"/>
+                <w:szCs w:val="20"/>
+              </w:rPr>
+              <w:t>Project Name</w:t>
             </w:r>
           </w:p>
         </w:tc>
@@ -155,24 +206,41 @@
           </w:tcPr>
           <w:p>
             <w:pPr>
-              <w:rPr>
-                <w:rFonts w:ascii="Times New Roman" w:hAnsi="Times New Roman" w:cs="Times New Roman"/>
-                <w:sz w:val="20"/>
-                <w:szCs w:val="20"/>
-              </w:rPr>
-            </w:pPr>
-            <w:r>
-              <w:rPr>
-                <w:rFonts w:ascii="Times New Roman" w:hAnsi="Times New Roman" w:cs="Times New Roman"/>
-                <w:sz w:val="20"/>
-                <w:szCs w:val="20"/>
-              </w:rPr>
-              <w:t>SWUID2026190367</w:t>
+              <w:spacing w:after="0" w:line="240" w:lineRule="auto"/>
+              <w:rPr>
+                <w:rFonts w:ascii="Times New Roman" w:hAnsi="Times New Roman" w:cs="Times New Roman"/>
+                <w:sz w:val="20"/>
+                <w:szCs w:val="20"/>
+              </w:rPr>
+            </w:pPr>
+            <w:r>
+              <w:rPr>
+                <w:rFonts w:ascii="Times New Roman" w:hAnsi="Times New Roman" w:cs="Times New Roman"/>
+                <w:sz w:val="20"/>
+                <w:szCs w:val="20"/>
+              </w:rPr>
+              <w:t>Metro Ticket Generating System in ServiceNow</w:t>
             </w:r>
           </w:p>
         </w:tc>
       </w:tr>
       <w:tr>
+        <w:tblPrEx>
+          <w:tblBorders>
+            <w:top w:val="single" w:color="000000" w:sz="4" w:space="0"/>
+            <w:left w:val="single" w:color="000000" w:sz="4" w:space="0"/>
+            <w:bottom w:val="single" w:color="000000" w:sz="4" w:space="0"/>
+            <w:right w:val="single" w:color="000000" w:sz="4" w:space="0"/>
+            <w:insideH w:val="single" w:color="000000" w:sz="4" w:space="0"/>
+            <w:insideV w:val="single" w:color="000000" w:sz="4" w:space="0"/>
+          </w:tblBorders>
+          <w:tblCellMar>
+            <w:top w:w="0" w:type="dxa"/>
+            <w:left w:w="108" w:type="dxa"/>
+            <w:bottom w:w="0" w:type="dxa"/>
+            <w:right w:w="108" w:type="dxa"/>
+          </w:tblCellMar>
+        </w:tblPrEx>
         <w:tc>
           <w:tcPr>
             <w:tcW w:w="4508" w:type="dxa"/>
@@ -180,19 +248,20 @@
           </w:tcPr>
           <w:p>
             <w:pPr>
-              <w:rPr>
-                <w:rFonts w:ascii="Times New Roman" w:hAnsi="Times New Roman" w:cs="Times New Roman"/>
-                <w:sz w:val="20"/>
-                <w:szCs w:val="20"/>
-              </w:rPr>
-            </w:pPr>
-            <w:r>
-              <w:rPr>
-                <w:rFonts w:ascii="Times New Roman" w:hAnsi="Times New Roman" w:cs="Times New Roman"/>
-                <w:sz w:val="20"/>
-                <w:szCs w:val="20"/>
-              </w:rPr>
-              <w:t>Project Name</w:t>
+              <w:spacing w:after="0" w:line="240" w:lineRule="auto"/>
+              <w:rPr>
+                <w:rFonts w:ascii="Times New Roman" w:hAnsi="Times New Roman" w:cs="Times New Roman"/>
+                <w:sz w:val="20"/>
+                <w:szCs w:val="20"/>
+              </w:rPr>
+            </w:pPr>
+            <w:r>
+              <w:rPr>
+                <w:rFonts w:ascii="Times New Roman" w:hAnsi="Times New Roman" w:cs="Times New Roman"/>
+                <w:sz w:val="20"/>
+                <w:szCs w:val="20"/>
+              </w:rPr>
+              <w:t>Maximum Marks</w:t>
             </w:r>
           </w:p>
         </w:tc>
@@ -203,64 +272,7 @@
           </w:tcPr>
           <w:p>
             <w:pPr>
-              <w:rPr>
-                <w:rFonts w:ascii="Times New Roman" w:hAnsi="Times New Roman" w:cs="Times New Roman"/>
-                <w:sz w:val="20"/>
-                <w:szCs w:val="20"/>
-              </w:rPr>
-            </w:pPr>
-            <w:r>
-              <w:rPr>
-                <w:rFonts w:ascii="Times New Roman" w:hAnsi="Times New Roman" w:cs="Times New Roman"/>
-                <w:sz w:val="20"/>
-                <w:szCs w:val="20"/>
-              </w:rPr>
-              <w:t xml:space="preserve">Metro Ticket Generating System in </w:t>
-            </w:r>
-            <w:proofErr w:type="spellStart"/>
-            <w:r>
-              <w:rPr>
-                <w:rFonts w:ascii="Times New Roman" w:hAnsi="Times New Roman" w:cs="Times New Roman"/>
-                <w:sz w:val="20"/>
-                <w:szCs w:val="20"/>
-              </w:rPr>
-              <w:t>ServiceNow</w:t>
-            </w:r>
-            <w:proofErr w:type="spellEnd"/>
-          </w:p>
-        </w:tc>
-      </w:tr>
-      <w:tr>
-        <w:tc>
-          <w:tcPr>
-            <w:tcW w:w="4508" w:type="dxa"/>
-            <w:vAlign w:val="center"/>
-          </w:tcPr>
-          <w:p>
-            <w:pPr>
-              <w:rPr>
-                <w:rFonts w:ascii="Times New Roman" w:hAnsi="Times New Roman" w:cs="Times New Roman"/>
-                <w:sz w:val="20"/>
-                <w:szCs w:val="20"/>
-              </w:rPr>
-            </w:pPr>
-            <w:r>
-              <w:rPr>
-                <w:rFonts w:ascii="Times New Roman" w:hAnsi="Times New Roman" w:cs="Times New Roman"/>
-                <w:sz w:val="20"/>
-                <w:szCs w:val="20"/>
-              </w:rPr>
-              <w:t>Maximum Marks</w:t>
-            </w:r>
-          </w:p>
-        </w:tc>
-        <w:tc>
-          <w:tcPr>
-            <w:tcW w:w="4843" w:type="dxa"/>
-            <w:vAlign w:val="center"/>
-          </w:tcPr>
-          <w:p>
-            <w:pPr>
+              <w:spacing w:after="0" w:line="240" w:lineRule="auto"/>
               <w:rPr>
                 <w:rFonts w:ascii="Times New Roman" w:hAnsi="Times New Roman" w:cs="Times New Roman"/>
                 <w:sz w:val="20"/>
@@ -327,18 +339,24 @@
     </w:p>
     <w:tbl>
       <w:tblPr>
-        <w:tblStyle w:val="a0"/>
+        <w:tblStyle w:val="17"/>
         <w:tblW w:w="9324" w:type="dxa"/>
+        <w:tblInd w:w="0" w:type="dxa"/>
         <w:tblBorders>
-          <w:top w:val="single" w:sz="4" w:space="0" w:color="000000"/>
-          <w:left w:val="single" w:sz="4" w:space="0" w:color="000000"/>
-          <w:bottom w:val="single" w:sz="4" w:space="0" w:color="000000"/>
-          <w:right w:val="single" w:sz="4" w:space="0" w:color="000000"/>
-          <w:insideH w:val="single" w:sz="4" w:space="0" w:color="000000"/>
-          <w:insideV w:val="single" w:sz="4" w:space="0" w:color="000000"/>
+          <w:top w:val="single" w:color="000000" w:sz="4" w:space="0"/>
+          <w:left w:val="single" w:color="000000" w:sz="4" w:space="0"/>
+          <w:bottom w:val="single" w:color="000000" w:sz="4" w:space="0"/>
+          <w:right w:val="single" w:color="000000" w:sz="4" w:space="0"/>
+          <w:insideH w:val="single" w:color="000000" w:sz="4" w:space="0"/>
+          <w:insideV w:val="single" w:color="000000" w:sz="4" w:space="0"/>
         </w:tblBorders>
         <w:tblLayout w:type="fixed"/>
-        <w:tblLook w:val="0400"/>
+        <w:tblCellMar>
+          <w:top w:w="0" w:type="dxa"/>
+          <w:left w:w="108" w:type="dxa"/>
+          <w:bottom w:w="0" w:type="dxa"/>
+          <w:right w:w="108" w:type="dxa"/>
+        </w:tblCellMar>
       </w:tblPr>
       <w:tblGrid>
         <w:gridCol w:w="1018"/>
@@ -346,8 +364,24 @@
         <w:gridCol w:w="5887"/>
       </w:tblGrid>
       <w:tr>
+        <w:tblPrEx>
+          <w:tblBorders>
+            <w:top w:val="single" w:color="000000" w:sz="4" w:space="0"/>
+            <w:left w:val="single" w:color="000000" w:sz="4" w:space="0"/>
+            <w:bottom w:val="single" w:color="000000" w:sz="4" w:space="0"/>
+            <w:right w:val="single" w:color="000000" w:sz="4" w:space="0"/>
+            <w:insideH w:val="single" w:color="000000" w:sz="4" w:space="0"/>
+            <w:insideV w:val="single" w:color="000000" w:sz="4" w:space="0"/>
+          </w:tblBorders>
+          <w:tblCellMar>
+            <w:top w:w="0" w:type="dxa"/>
+            <w:left w:w="108" w:type="dxa"/>
+            <w:bottom w:w="0" w:type="dxa"/>
+            <w:right w:w="108" w:type="dxa"/>
+          </w:tblCellMar>
+        </w:tblPrEx>
         <w:trPr>
-          <w:trHeight w:val="333"/>
+          <w:trHeight w:val="333" w:hRule="atLeast"/>
         </w:trPr>
         <w:tc>
           <w:tcPr>
@@ -356,6 +390,7 @@
           </w:tcPr>
           <w:p>
             <w:pPr>
+              <w:spacing w:after="0" w:line="240" w:lineRule="auto"/>
               <w:rPr>
                 <w:rFonts w:ascii="Times New Roman" w:hAnsi="Times New Roman" w:cs="Times New Roman"/>
                 <w:sz w:val="20"/>
@@ -380,6 +415,7 @@
           </w:tcPr>
           <w:p>
             <w:pPr>
+              <w:spacing w:after="0" w:line="240" w:lineRule="auto"/>
               <w:rPr>
                 <w:rFonts w:ascii="Times New Roman" w:hAnsi="Times New Roman" w:cs="Times New Roman"/>
                 <w:sz w:val="20"/>
@@ -404,6 +440,7 @@
           </w:tcPr>
           <w:p>
             <w:pPr>
+              <w:spacing w:after="0" w:line="240" w:lineRule="auto"/>
               <w:rPr>
                 <w:rFonts w:ascii="Times New Roman" w:hAnsi="Times New Roman" w:cs="Times New Roman"/>
                 <w:sz w:val="20"/>
@@ -423,8 +460,24 @@
         </w:tc>
       </w:tr>
       <w:tr>
+        <w:tblPrEx>
+          <w:tblBorders>
+            <w:top w:val="single" w:color="000000" w:sz="4" w:space="0"/>
+            <w:left w:val="single" w:color="000000" w:sz="4" w:space="0"/>
+            <w:bottom w:val="single" w:color="000000" w:sz="4" w:space="0"/>
+            <w:right w:val="single" w:color="000000" w:sz="4" w:space="0"/>
+            <w:insideH w:val="single" w:color="000000" w:sz="4" w:space="0"/>
+            <w:insideV w:val="single" w:color="000000" w:sz="4" w:space="0"/>
+          </w:tblBorders>
+          <w:tblCellMar>
+            <w:top w:w="0" w:type="dxa"/>
+            <w:left w:w="108" w:type="dxa"/>
+            <w:bottom w:w="0" w:type="dxa"/>
+            <w:right w:w="108" w:type="dxa"/>
+          </w:tblCellMar>
+        </w:tblPrEx>
         <w:trPr>
-          <w:trHeight w:val="489"/>
+          <w:trHeight w:val="489" w:hRule="atLeast"/>
         </w:trPr>
         <w:tc>
           <w:tcPr>
@@ -433,6 +486,7 @@
           </w:tcPr>
           <w:p>
             <w:pPr>
+              <w:spacing w:after="0" w:line="240" w:lineRule="auto"/>
               <w:rPr>
                 <w:rFonts w:ascii="Times New Roman" w:hAnsi="Times New Roman" w:cs="Times New Roman"/>
                 <w:sz w:val="20"/>
@@ -456,6 +510,7 @@
           </w:tcPr>
           <w:p>
             <w:pPr>
+              <w:spacing w:after="0" w:line="240" w:lineRule="auto"/>
               <w:rPr>
                 <w:rFonts w:ascii="Times New Roman" w:hAnsi="Times New Roman" w:cs="Times New Roman"/>
                 <w:sz w:val="20"/>
@@ -479,6 +534,7 @@
           </w:tcPr>
           <w:p>
             <w:pPr>
+              <w:spacing w:after="0" w:line="240" w:lineRule="auto"/>
               <w:rPr>
                 <w:rFonts w:ascii="Times New Roman" w:hAnsi="Times New Roman" w:cs="Times New Roman"/>
                 <w:sz w:val="20"/>
@@ -499,15 +555,38 @@
                 <w:sz w:val="20"/>
                 <w:szCs w:val="20"/>
               </w:rPr>
-              <w:br/>
+              <w:br w:type="textWrapping"/>
+            </w:r>
+            <w:r>
+              <w:rPr>
+                <w:rFonts w:ascii="Times New Roman" w:hAnsi="Times New Roman" w:cs="Times New Roman"/>
+                <w:sz w:val="20"/>
+                <w:szCs w:val="20"/>
+              </w:rPr>
               <w:t>Select Going To station</w:t>
             </w:r>
           </w:p>
         </w:tc>
       </w:tr>
       <w:tr>
+        <w:tblPrEx>
+          <w:tblBorders>
+            <w:top w:val="single" w:color="000000" w:sz="4" w:space="0"/>
+            <w:left w:val="single" w:color="000000" w:sz="4" w:space="0"/>
+            <w:bottom w:val="single" w:color="000000" w:sz="4" w:space="0"/>
+            <w:right w:val="single" w:color="000000" w:sz="4" w:space="0"/>
+            <w:insideH w:val="single" w:color="000000" w:sz="4" w:space="0"/>
+            <w:insideV w:val="single" w:color="000000" w:sz="4" w:space="0"/>
+          </w:tblBorders>
+          <w:tblCellMar>
+            <w:top w:w="0" w:type="dxa"/>
+            <w:left w:w="108" w:type="dxa"/>
+            <w:bottom w:w="0" w:type="dxa"/>
+            <w:right w:w="108" w:type="dxa"/>
+          </w:tblCellMar>
+        </w:tblPrEx>
         <w:trPr>
-          <w:trHeight w:val="489"/>
+          <w:trHeight w:val="489" w:hRule="atLeast"/>
         </w:trPr>
         <w:tc>
           <w:tcPr>
@@ -516,6 +595,7 @@
           </w:tcPr>
           <w:p>
             <w:pPr>
+              <w:spacing w:after="0" w:line="240" w:lineRule="auto"/>
               <w:rPr>
                 <w:rFonts w:ascii="Times New Roman" w:hAnsi="Times New Roman" w:cs="Times New Roman"/>
                 <w:sz w:val="20"/>
@@ -539,6 +619,7 @@
           </w:tcPr>
           <w:p>
             <w:pPr>
+              <w:spacing w:after="0" w:line="240" w:lineRule="auto"/>
               <w:rPr>
                 <w:rFonts w:ascii="Times New Roman" w:hAnsi="Times New Roman" w:cs="Times New Roman"/>
                 <w:sz w:val="20"/>
@@ -562,6 +643,7 @@
           </w:tcPr>
           <w:p>
             <w:pPr>
+              <w:spacing w:after="0" w:line="240" w:lineRule="auto"/>
               <w:rPr>
                 <w:rFonts w:ascii="Times New Roman" w:hAnsi="Times New Roman" w:cs="Times New Roman"/>
                 <w:sz w:val="20"/>
@@ -580,8 +662,24 @@
         </w:tc>
       </w:tr>
       <w:tr>
+        <w:tblPrEx>
+          <w:tblBorders>
+            <w:top w:val="single" w:color="000000" w:sz="4" w:space="0"/>
+            <w:left w:val="single" w:color="000000" w:sz="4" w:space="0"/>
+            <w:bottom w:val="single" w:color="000000" w:sz="4" w:space="0"/>
+            <w:right w:val="single" w:color="000000" w:sz="4" w:space="0"/>
+            <w:insideH w:val="single" w:color="000000" w:sz="4" w:space="0"/>
+            <w:insideV w:val="single" w:color="000000" w:sz="4" w:space="0"/>
+          </w:tblBorders>
+          <w:tblCellMar>
+            <w:top w:w="0" w:type="dxa"/>
+            <w:left w:w="108" w:type="dxa"/>
+            <w:bottom w:w="0" w:type="dxa"/>
+            <w:right w:w="108" w:type="dxa"/>
+          </w:tblCellMar>
+        </w:tblPrEx>
         <w:trPr>
-          <w:trHeight w:val="470"/>
+          <w:trHeight w:val="470" w:hRule="atLeast"/>
         </w:trPr>
         <w:tc>
           <w:tcPr>
@@ -590,6 +688,7 @@
           </w:tcPr>
           <w:p>
             <w:pPr>
+              <w:spacing w:after="0" w:line="240" w:lineRule="auto"/>
               <w:rPr>
                 <w:rFonts w:ascii="Times New Roman" w:hAnsi="Times New Roman" w:cs="Times New Roman"/>
                 <w:sz w:val="20"/>
@@ -613,6 +712,7 @@
           </w:tcPr>
           <w:p>
             <w:pPr>
+              <w:spacing w:after="0" w:line="240" w:lineRule="auto"/>
               <w:rPr>
                 <w:rFonts w:ascii="Times New Roman" w:hAnsi="Times New Roman" w:cs="Times New Roman"/>
                 <w:sz w:val="20"/>
@@ -636,6 +736,7 @@
           </w:tcPr>
           <w:p>
             <w:pPr>
+              <w:spacing w:after="0" w:line="240" w:lineRule="auto"/>
               <w:rPr>
                 <w:rFonts w:ascii="Times New Roman" w:hAnsi="Times New Roman" w:cs="Times New Roman"/>
                 <w:sz w:val="20"/>
@@ -654,8 +755,24 @@
         </w:tc>
       </w:tr>
       <w:tr>
+        <w:tblPrEx>
+          <w:tblBorders>
+            <w:top w:val="single" w:color="000000" w:sz="4" w:space="0"/>
+            <w:left w:val="single" w:color="000000" w:sz="4" w:space="0"/>
+            <w:bottom w:val="single" w:color="000000" w:sz="4" w:space="0"/>
+            <w:right w:val="single" w:color="000000" w:sz="4" w:space="0"/>
+            <w:insideH w:val="single" w:color="000000" w:sz="4" w:space="0"/>
+            <w:insideV w:val="single" w:color="000000" w:sz="4" w:space="0"/>
+          </w:tblBorders>
+          <w:tblCellMar>
+            <w:top w:w="0" w:type="dxa"/>
+            <w:left w:w="108" w:type="dxa"/>
+            <w:bottom w:w="0" w:type="dxa"/>
+            <w:right w:w="108" w:type="dxa"/>
+          </w:tblCellMar>
+        </w:tblPrEx>
         <w:trPr>
-          <w:trHeight w:val="489"/>
+          <w:trHeight w:val="489" w:hRule="atLeast"/>
         </w:trPr>
         <w:tc>
           <w:tcPr>
@@ -664,6 +781,7 @@
           </w:tcPr>
           <w:p>
             <w:pPr>
+              <w:spacing w:after="0" w:line="240" w:lineRule="auto"/>
               <w:rPr>
                 <w:rFonts w:ascii="Times New Roman" w:hAnsi="Times New Roman" w:cs="Times New Roman"/>
                 <w:sz w:val="20"/>
@@ -687,6 +805,7 @@
           </w:tcPr>
           <w:p>
             <w:pPr>
+              <w:spacing w:after="0" w:line="240" w:lineRule="auto"/>
               <w:rPr>
                 <w:rFonts w:ascii="Times New Roman" w:hAnsi="Times New Roman" w:cs="Times New Roman"/>
                 <w:sz w:val="20"/>
@@ -710,6 +829,7 @@
           </w:tcPr>
           <w:p>
             <w:pPr>
+              <w:spacing w:after="0" w:line="240" w:lineRule="auto"/>
               <w:rPr>
                 <w:rFonts w:ascii="Times New Roman" w:hAnsi="Times New Roman" w:cs="Times New Roman"/>
                 <w:sz w:val="20"/>
@@ -728,8 +848,24 @@
         </w:tc>
       </w:tr>
       <w:tr>
+        <w:tblPrEx>
+          <w:tblBorders>
+            <w:top w:val="single" w:color="000000" w:sz="4" w:space="0"/>
+            <w:left w:val="single" w:color="000000" w:sz="4" w:space="0"/>
+            <w:bottom w:val="single" w:color="000000" w:sz="4" w:space="0"/>
+            <w:right w:val="single" w:color="000000" w:sz="4" w:space="0"/>
+            <w:insideH w:val="single" w:color="000000" w:sz="4" w:space="0"/>
+            <w:insideV w:val="single" w:color="000000" w:sz="4" w:space="0"/>
+          </w:tblBorders>
+          <w:tblCellMar>
+            <w:top w:w="0" w:type="dxa"/>
+            <w:left w:w="108" w:type="dxa"/>
+            <w:bottom w:w="0" w:type="dxa"/>
+            <w:right w:w="108" w:type="dxa"/>
+          </w:tblCellMar>
+        </w:tblPrEx>
         <w:trPr>
-          <w:trHeight w:val="489"/>
+          <w:trHeight w:val="489" w:hRule="atLeast"/>
         </w:trPr>
         <w:tc>
           <w:tcPr>
@@ -738,6 +874,7 @@
           </w:tcPr>
           <w:p>
             <w:pPr>
+              <w:spacing w:after="0" w:line="240" w:lineRule="auto"/>
               <w:rPr>
                 <w:rFonts w:ascii="Times New Roman" w:hAnsi="Times New Roman" w:cs="Times New Roman"/>
                 <w:sz w:val="20"/>
@@ -761,6 +898,7 @@
           </w:tcPr>
           <w:p>
             <w:pPr>
+              <w:spacing w:after="0" w:line="240" w:lineRule="auto"/>
               <w:rPr>
                 <w:rFonts w:ascii="Times New Roman" w:hAnsi="Times New Roman" w:cs="Times New Roman"/>
                 <w:sz w:val="20"/>
@@ -784,6 +922,7 @@
           </w:tcPr>
           <w:p>
             <w:pPr>
+              <w:spacing w:after="0" w:line="240" w:lineRule="auto"/>
               <w:rPr>
                 <w:rFonts w:ascii="Times New Roman" w:hAnsi="Times New Roman" w:cs="Times New Roman"/>
                 <w:sz w:val="20"/>
@@ -802,8 +941,24 @@
         </w:tc>
       </w:tr>
       <w:tr>
+        <w:tblPrEx>
+          <w:tblBorders>
+            <w:top w:val="single" w:color="000000" w:sz="4" w:space="0"/>
+            <w:left w:val="single" w:color="000000" w:sz="4" w:space="0"/>
+            <w:bottom w:val="single" w:color="000000" w:sz="4" w:space="0"/>
+            <w:right w:val="single" w:color="000000" w:sz="4" w:space="0"/>
+            <w:insideH w:val="single" w:color="000000" w:sz="4" w:space="0"/>
+            <w:insideV w:val="single" w:color="000000" w:sz="4" w:space="0"/>
+          </w:tblBorders>
+          <w:tblCellMar>
+            <w:top w:w="0" w:type="dxa"/>
+            <w:left w:w="108" w:type="dxa"/>
+            <w:bottom w:w="0" w:type="dxa"/>
+            <w:right w:w="108" w:type="dxa"/>
+          </w:tblCellMar>
+        </w:tblPrEx>
         <w:trPr>
-          <w:trHeight w:val="489"/>
+          <w:trHeight w:val="489" w:hRule="atLeast"/>
         </w:trPr>
         <w:tc>
           <w:tcPr>
@@ -812,6 +967,7 @@
           </w:tcPr>
           <w:p>
             <w:pPr>
+              <w:spacing w:after="0" w:line="240" w:lineRule="auto"/>
               <w:rPr>
                 <w:rFonts w:ascii="Times New Roman" w:hAnsi="Times New Roman" w:cs="Times New Roman"/>
                 <w:sz w:val="20"/>
@@ -835,6 +991,7 @@
           </w:tcPr>
           <w:p>
             <w:pPr>
+              <w:spacing w:after="0" w:line="240" w:lineRule="auto"/>
               <w:rPr>
                 <w:rFonts w:ascii="Times New Roman" w:hAnsi="Times New Roman" w:cs="Times New Roman"/>
                 <w:sz w:val="20"/>
@@ -858,42 +1015,41 @@
           </w:tcPr>
           <w:p>
             <w:pPr>
-              <w:rPr>
-                <w:rFonts w:ascii="Times New Roman" w:hAnsi="Times New Roman" w:cs="Times New Roman"/>
-                <w:sz w:val="20"/>
-                <w:szCs w:val="20"/>
-              </w:rPr>
-            </w:pPr>
-            <w:r>
-              <w:rPr>
-                <w:rFonts w:ascii="Times New Roman" w:hAnsi="Times New Roman" w:cs="Times New Roman"/>
-                <w:sz w:val="20"/>
-                <w:szCs w:val="20"/>
-              </w:rPr>
-              <w:t xml:space="preserve">Submit metro ticket booking request through the </w:t>
-            </w:r>
-            <w:proofErr w:type="spellStart"/>
-            <w:r>
-              <w:rPr>
-                <w:rFonts w:ascii="Times New Roman" w:hAnsi="Times New Roman" w:cs="Times New Roman"/>
-                <w:sz w:val="20"/>
-                <w:szCs w:val="20"/>
-              </w:rPr>
-              <w:t>ServiceNowCatalog</w:t>
-            </w:r>
-            <w:proofErr w:type="spellEnd"/>
-            <w:r>
-              <w:rPr>
-                <w:rFonts w:ascii="Times New Roman" w:hAnsi="Times New Roman" w:cs="Times New Roman"/>
-                <w:sz w:val="20"/>
-                <w:szCs w:val="20"/>
-              </w:rPr>
-              <w:t xml:space="preserve"> Item</w:t>
+              <w:spacing w:after="0" w:line="240" w:lineRule="auto"/>
+              <w:rPr>
+                <w:rFonts w:ascii="Times New Roman" w:hAnsi="Times New Roman" w:cs="Times New Roman"/>
+                <w:sz w:val="20"/>
+                <w:szCs w:val="20"/>
+              </w:rPr>
+            </w:pPr>
+            <w:r>
+              <w:rPr>
+                <w:rFonts w:ascii="Times New Roman" w:hAnsi="Times New Roman" w:cs="Times New Roman"/>
+                <w:sz w:val="20"/>
+                <w:szCs w:val="20"/>
+              </w:rPr>
+              <w:t>Submit metro ticket booking request through the ServiceNowCatalog Item</w:t>
             </w:r>
           </w:p>
         </w:tc>
       </w:tr>
       <w:tr>
+        <w:tblPrEx>
+          <w:tblBorders>
+            <w:top w:val="single" w:color="000000" w:sz="4" w:space="0"/>
+            <w:left w:val="single" w:color="000000" w:sz="4" w:space="0"/>
+            <w:bottom w:val="single" w:color="000000" w:sz="4" w:space="0"/>
+            <w:right w:val="single" w:color="000000" w:sz="4" w:space="0"/>
+            <w:insideH w:val="single" w:color="000000" w:sz="4" w:space="0"/>
+            <w:insideV w:val="single" w:color="000000" w:sz="4" w:space="0"/>
+          </w:tblBorders>
+          <w:tblCellMar>
+            <w:top w:w="0" w:type="dxa"/>
+            <w:left w:w="108" w:type="dxa"/>
+            <w:bottom w:w="0" w:type="dxa"/>
+            <w:right w:w="108" w:type="dxa"/>
+          </w:tblCellMar>
+        </w:tblPrEx>
         <w:tc>
           <w:tcPr>
             <w:tcW w:w="1080" w:type="dxa"/>
@@ -901,6 +1057,7 @@
           </w:tcPr>
           <w:p>
             <w:pPr>
+              <w:spacing w:after="0" w:line="240" w:lineRule="auto"/>
               <w:rPr>
                 <w:rFonts w:ascii="Times New Roman" w:hAnsi="Times New Roman" w:cs="Times New Roman"/>
                 <w:sz w:val="20"/>
@@ -924,6 +1081,7 @@
           </w:tcPr>
           <w:p>
             <w:pPr>
+              <w:spacing w:after="0" w:line="240" w:lineRule="auto"/>
               <w:rPr>
                 <w:rFonts w:ascii="Times New Roman" w:hAnsi="Times New Roman" w:cs="Times New Roman"/>
                 <w:sz w:val="20"/>
@@ -947,6 +1105,7 @@
           </w:tcPr>
           <w:p>
             <w:pPr>
+              <w:spacing w:after="0" w:line="240" w:lineRule="auto"/>
               <w:rPr>
                 <w:rFonts w:ascii="Times New Roman" w:hAnsi="Times New Roman" w:cs="Times New Roman"/>
                 <w:sz w:val="20"/>
@@ -965,6 +1124,22 @@
         </w:tc>
       </w:tr>
       <w:tr>
+        <w:tblPrEx>
+          <w:tblBorders>
+            <w:top w:val="single" w:color="000000" w:sz="4" w:space="0"/>
+            <w:left w:val="single" w:color="000000" w:sz="4" w:space="0"/>
+            <w:bottom w:val="single" w:color="000000" w:sz="4" w:space="0"/>
+            <w:right w:val="single" w:color="000000" w:sz="4" w:space="0"/>
+            <w:insideH w:val="single" w:color="000000" w:sz="4" w:space="0"/>
+            <w:insideV w:val="single" w:color="000000" w:sz="4" w:space="0"/>
+          </w:tblBorders>
+          <w:tblCellMar>
+            <w:top w:w="0" w:type="dxa"/>
+            <w:left w:w="108" w:type="dxa"/>
+            <w:bottom w:w="0" w:type="dxa"/>
+            <w:right w:w="108" w:type="dxa"/>
+          </w:tblCellMar>
+        </w:tblPrEx>
         <w:tc>
           <w:tcPr>
             <w:tcW w:w="1080" w:type="dxa"/>
@@ -972,6 +1147,7 @@
           </w:tcPr>
           <w:p>
             <w:pPr>
+              <w:spacing w:after="0" w:line="240" w:lineRule="auto"/>
               <w:rPr>
                 <w:rFonts w:ascii="Times New Roman" w:hAnsi="Times New Roman" w:cs="Times New Roman"/>
                 <w:sz w:val="20"/>
@@ -995,6 +1171,7 @@
           </w:tcPr>
           <w:p>
             <w:pPr>
+              <w:spacing w:after="0" w:line="240" w:lineRule="auto"/>
               <w:rPr>
                 <w:rFonts w:ascii="Times New Roman" w:hAnsi="Times New Roman" w:cs="Times New Roman"/>
                 <w:sz w:val="20"/>
@@ -1018,6 +1195,7 @@
           </w:tcPr>
           <w:p>
             <w:pPr>
+              <w:spacing w:after="0" w:line="240" w:lineRule="auto"/>
               <w:rPr>
                 <w:rFonts w:ascii="Times New Roman" w:hAnsi="Times New Roman" w:cs="Times New Roman"/>
                 <w:sz w:val="20"/>
@@ -1036,6 +1214,22 @@
         </w:tc>
       </w:tr>
       <w:tr>
+        <w:tblPrEx>
+          <w:tblBorders>
+            <w:top w:val="single" w:color="000000" w:sz="4" w:space="0"/>
+            <w:left w:val="single" w:color="000000" w:sz="4" w:space="0"/>
+            <w:bottom w:val="single" w:color="000000" w:sz="4" w:space="0"/>
+            <w:right w:val="single" w:color="000000" w:sz="4" w:space="0"/>
+            <w:insideH w:val="single" w:color="000000" w:sz="4" w:space="0"/>
+            <w:insideV w:val="single" w:color="000000" w:sz="4" w:space="0"/>
+          </w:tblBorders>
+          <w:tblCellMar>
+            <w:top w:w="0" w:type="dxa"/>
+            <w:left w:w="108" w:type="dxa"/>
+            <w:bottom w:w="0" w:type="dxa"/>
+            <w:right w:w="108" w:type="dxa"/>
+          </w:tblCellMar>
+        </w:tblPrEx>
         <w:tc>
           <w:tcPr>
             <w:tcW w:w="1080" w:type="dxa"/>
@@ -1043,6 +1237,7 @@
           </w:tcPr>
           <w:p>
             <w:pPr>
+              <w:spacing w:after="0" w:line="240" w:lineRule="auto"/>
               <w:rPr>
                 <w:rFonts w:ascii="Times New Roman" w:hAnsi="Times New Roman" w:cs="Times New Roman"/>
                 <w:sz w:val="20"/>
@@ -1066,6 +1261,7 @@
           </w:tcPr>
           <w:p>
             <w:pPr>
+              <w:spacing w:after="0" w:line="240" w:lineRule="auto"/>
               <w:rPr>
                 <w:rFonts w:ascii="Times New Roman" w:hAnsi="Times New Roman" w:cs="Times New Roman"/>
                 <w:sz w:val="20"/>
@@ -1089,34 +1285,41 @@
           </w:tcPr>
           <w:p>
             <w:pPr>
-              <w:rPr>
-                <w:rFonts w:ascii="Times New Roman" w:hAnsi="Times New Roman" w:cs="Times New Roman"/>
-                <w:sz w:val="20"/>
-                <w:szCs w:val="20"/>
-              </w:rPr>
-            </w:pPr>
-            <w:r>
-              <w:rPr>
-                <w:rFonts w:ascii="Times New Roman" w:hAnsi="Times New Roman" w:cs="Times New Roman"/>
-                <w:sz w:val="20"/>
-                <w:szCs w:val="20"/>
-              </w:rPr>
-              <w:t xml:space="preserve">Create and maintain ticket/request information in </w:t>
-            </w:r>
-            <w:proofErr w:type="spellStart"/>
-            <w:r>
-              <w:rPr>
-                <w:rFonts w:ascii="Times New Roman" w:hAnsi="Times New Roman" w:cs="Times New Roman"/>
-                <w:sz w:val="20"/>
-                <w:szCs w:val="20"/>
-              </w:rPr>
-              <w:t>ServiceNow</w:t>
-            </w:r>
-            <w:proofErr w:type="spellEnd"/>
+              <w:spacing w:after="0" w:line="240" w:lineRule="auto"/>
+              <w:rPr>
+                <w:rFonts w:ascii="Times New Roman" w:hAnsi="Times New Roman" w:cs="Times New Roman"/>
+                <w:sz w:val="20"/>
+                <w:szCs w:val="20"/>
+              </w:rPr>
+            </w:pPr>
+            <w:r>
+              <w:rPr>
+                <w:rFonts w:ascii="Times New Roman" w:hAnsi="Times New Roman" w:cs="Times New Roman"/>
+                <w:sz w:val="20"/>
+                <w:szCs w:val="20"/>
+              </w:rPr>
+              <w:t>Create and maintain ticket/request information in ServiceNow</w:t>
+            </w:r>
           </w:p>
         </w:tc>
       </w:tr>
       <w:tr>
+        <w:tblPrEx>
+          <w:tblBorders>
+            <w:top w:val="single" w:color="000000" w:sz="4" w:space="0"/>
+            <w:left w:val="single" w:color="000000" w:sz="4" w:space="0"/>
+            <w:bottom w:val="single" w:color="000000" w:sz="4" w:space="0"/>
+            <w:right w:val="single" w:color="000000" w:sz="4" w:space="0"/>
+            <w:insideH w:val="single" w:color="000000" w:sz="4" w:space="0"/>
+            <w:insideV w:val="single" w:color="000000" w:sz="4" w:space="0"/>
+          </w:tblBorders>
+          <w:tblCellMar>
+            <w:top w:w="0" w:type="dxa"/>
+            <w:left w:w="108" w:type="dxa"/>
+            <w:bottom w:w="0" w:type="dxa"/>
+            <w:right w:w="108" w:type="dxa"/>
+          </w:tblCellMar>
+        </w:tblPrEx>
         <w:tc>
           <w:tcPr>
             <w:tcW w:w="1080" w:type="dxa"/>
@@ -1124,6 +1327,7 @@
           </w:tcPr>
           <w:p>
             <w:pPr>
+              <w:spacing w:after="0" w:line="240" w:lineRule="auto"/>
               <w:rPr>
                 <w:rFonts w:ascii="Times New Roman" w:hAnsi="Times New Roman" w:cs="Times New Roman"/>
                 <w:sz w:val="20"/>
@@ -1147,6 +1351,7 @@
           </w:tcPr>
           <w:p>
             <w:pPr>
+              <w:spacing w:after="0" w:line="240" w:lineRule="auto"/>
               <w:rPr>
                 <w:rFonts w:ascii="Times New Roman" w:hAnsi="Times New Roman" w:cs="Times New Roman"/>
                 <w:sz w:val="20"/>
@@ -1170,6 +1375,7 @@
           </w:tcPr>
           <w:p>
             <w:pPr>
+              <w:spacing w:after="0" w:line="240" w:lineRule="auto"/>
               <w:rPr>
                 <w:rFonts w:ascii="Times New Roman" w:hAnsi="Times New Roman" w:cs="Times New Roman"/>
                 <w:sz w:val="20"/>
@@ -1255,18 +1461,24 @@
     </w:p>
     <w:tbl>
       <w:tblPr>
-        <w:tblStyle w:val="a1"/>
+        <w:tblStyle w:val="18"/>
         <w:tblW w:w="9324" w:type="dxa"/>
+        <w:tblInd w:w="0" w:type="dxa"/>
         <w:tblBorders>
-          <w:top w:val="single" w:sz="4" w:space="0" w:color="000000"/>
-          <w:left w:val="single" w:sz="4" w:space="0" w:color="000000"/>
-          <w:bottom w:val="single" w:sz="4" w:space="0" w:color="000000"/>
-          <w:right w:val="single" w:sz="4" w:space="0" w:color="000000"/>
-          <w:insideH w:val="single" w:sz="4" w:space="0" w:color="000000"/>
-          <w:insideV w:val="single" w:sz="4" w:space="0" w:color="000000"/>
+          <w:top w:val="single" w:color="000000" w:sz="4" w:space="0"/>
+          <w:left w:val="single" w:color="000000" w:sz="4" w:space="0"/>
+          <w:bottom w:val="single" w:color="000000" w:sz="4" w:space="0"/>
+          <w:right w:val="single" w:color="000000" w:sz="4" w:space="0"/>
+          <w:insideH w:val="single" w:color="000000" w:sz="4" w:space="0"/>
+          <w:insideV w:val="single" w:color="000000" w:sz="4" w:space="0"/>
         </w:tblBorders>
         <w:tblLayout w:type="fixed"/>
-        <w:tblLook w:val="0400"/>
+        <w:tblCellMar>
+          <w:top w:w="0" w:type="dxa"/>
+          <w:left w:w="108" w:type="dxa"/>
+          <w:bottom w:w="0" w:type="dxa"/>
+          <w:right w:w="108" w:type="dxa"/>
+        </w:tblCellMar>
       </w:tblPr>
       <w:tblGrid>
         <w:gridCol w:w="1018"/>
@@ -1274,8 +1486,16 @@
         <w:gridCol w:w="6288"/>
       </w:tblGrid>
       <w:tr>
+        <w:tblPrEx>
+          <w:tblCellMar>
+            <w:top w:w="0" w:type="dxa"/>
+            <w:left w:w="108" w:type="dxa"/>
+            <w:bottom w:w="0" w:type="dxa"/>
+            <w:right w:w="108" w:type="dxa"/>
+          </w:tblCellMar>
+        </w:tblPrEx>
         <w:trPr>
-          <w:trHeight w:val="333"/>
+          <w:trHeight w:val="333" w:hRule="atLeast"/>
         </w:trPr>
         <w:tc>
           <w:tcPr>
@@ -1284,6 +1504,7 @@
           </w:tcPr>
           <w:p>
             <w:pPr>
+              <w:spacing w:after="0" w:line="240" w:lineRule="auto"/>
               <w:rPr>
                 <w:rFonts w:ascii="Times New Roman" w:hAnsi="Times New Roman" w:cs="Times New Roman"/>
                 <w:sz w:val="20"/>
@@ -1308,6 +1529,7 @@
           </w:tcPr>
           <w:p>
             <w:pPr>
+              <w:spacing w:after="0" w:line="240" w:lineRule="auto"/>
               <w:rPr>
                 <w:rFonts w:ascii="Times New Roman" w:hAnsi="Times New Roman" w:cs="Times New Roman"/>
                 <w:sz w:val="20"/>
@@ -1332,6 +1554,7 @@
           </w:tcPr>
           <w:p>
             <w:pPr>
+              <w:spacing w:after="0" w:line="240" w:lineRule="auto"/>
               <w:rPr>
                 <w:rFonts w:ascii="Times New Roman" w:hAnsi="Times New Roman" w:cs="Times New Roman"/>
                 <w:sz w:val="20"/>
@@ -1351,8 +1574,24 @@
         </w:tc>
       </w:tr>
       <w:tr>
+        <w:tblPrEx>
+          <w:tblBorders>
+            <w:top w:val="single" w:color="000000" w:sz="4" w:space="0"/>
+            <w:left w:val="single" w:color="000000" w:sz="4" w:space="0"/>
+            <w:bottom w:val="single" w:color="000000" w:sz="4" w:space="0"/>
+            <w:right w:val="single" w:color="000000" w:sz="4" w:space="0"/>
+            <w:insideH w:val="single" w:color="000000" w:sz="4" w:space="0"/>
+            <w:insideV w:val="single" w:color="000000" w:sz="4" w:space="0"/>
+          </w:tblBorders>
+          <w:tblCellMar>
+            <w:top w:w="0" w:type="dxa"/>
+            <w:left w:w="108" w:type="dxa"/>
+            <w:bottom w:w="0" w:type="dxa"/>
+            <w:right w:w="108" w:type="dxa"/>
+          </w:tblCellMar>
+        </w:tblPrEx>
         <w:trPr>
-          <w:trHeight w:val="489"/>
+          <w:trHeight w:val="489" w:hRule="atLeast"/>
         </w:trPr>
         <w:tc>
           <w:tcPr>
@@ -1361,6 +1600,7 @@
           </w:tcPr>
           <w:p>
             <w:pPr>
+              <w:spacing w:after="0" w:line="240" w:lineRule="auto"/>
               <w:rPr>
                 <w:rFonts w:ascii="Times New Roman" w:hAnsi="Times New Roman" w:cs="Times New Roman"/>
                 <w:sz w:val="20"/>
@@ -1384,6 +1624,7 @@
           </w:tcPr>
           <w:p>
             <w:pPr>
+              <w:spacing w:after="0" w:line="240" w:lineRule="auto"/>
               <w:rPr>
                 <w:rFonts w:ascii="Times New Roman" w:hAnsi="Times New Roman" w:cs="Times New Roman"/>
                 <w:sz w:val="20"/>
@@ -1407,6 +1648,7 @@
           </w:tcPr>
           <w:p>
             <w:pPr>
+              <w:spacing w:after="0" w:line="240" w:lineRule="auto"/>
               <w:rPr>
                 <w:rFonts w:ascii="Times New Roman" w:hAnsi="Times New Roman" w:cs="Times New Roman"/>
                 <w:sz w:val="20"/>
@@ -1425,8 +1667,24 @@
         </w:tc>
       </w:tr>
       <w:tr>
+        <w:tblPrEx>
+          <w:tblBorders>
+            <w:top w:val="single" w:color="000000" w:sz="4" w:space="0"/>
+            <w:left w:val="single" w:color="000000" w:sz="4" w:space="0"/>
+            <w:bottom w:val="single" w:color="000000" w:sz="4" w:space="0"/>
+            <w:right w:val="single" w:color="000000" w:sz="4" w:space="0"/>
+            <w:insideH w:val="single" w:color="000000" w:sz="4" w:space="0"/>
+            <w:insideV w:val="single" w:color="000000" w:sz="4" w:space="0"/>
+          </w:tblBorders>
+          <w:tblCellMar>
+            <w:top w:w="0" w:type="dxa"/>
+            <w:left w:w="108" w:type="dxa"/>
+            <w:bottom w:w="0" w:type="dxa"/>
+            <w:right w:w="108" w:type="dxa"/>
+          </w:tblCellMar>
+        </w:tblPrEx>
         <w:trPr>
-          <w:trHeight w:val="489"/>
+          <w:trHeight w:val="489" w:hRule="atLeast"/>
         </w:trPr>
         <w:tc>
           <w:tcPr>
@@ -1435,6 +1693,7 @@
           </w:tcPr>
           <w:p>
             <w:pPr>
+              <w:spacing w:after="0" w:line="240" w:lineRule="auto"/>
               <w:rPr>
                 <w:rFonts w:ascii="Times New Roman" w:hAnsi="Times New Roman" w:cs="Times New Roman"/>
                 <w:sz w:val="20"/>
@@ -1458,6 +1717,7 @@
           </w:tcPr>
           <w:p>
             <w:pPr>
+              <w:spacing w:after="0" w:line="240" w:lineRule="auto"/>
               <w:rPr>
                 <w:rFonts w:ascii="Times New Roman" w:hAnsi="Times New Roman" w:cs="Times New Roman"/>
                 <w:sz w:val="20"/>
@@ -1481,36 +1741,43 @@
           </w:tcPr>
           <w:p>
             <w:pPr>
-              <w:rPr>
-                <w:rFonts w:ascii="Times New Roman" w:hAnsi="Times New Roman" w:cs="Times New Roman"/>
-                <w:sz w:val="20"/>
-                <w:szCs w:val="20"/>
-              </w:rPr>
-            </w:pPr>
-            <w:proofErr w:type="spellStart"/>
-            <w:r>
-              <w:rPr>
-                <w:rFonts w:ascii="Times New Roman" w:hAnsi="Times New Roman" w:cs="Times New Roman"/>
-                <w:sz w:val="20"/>
-                <w:szCs w:val="20"/>
-              </w:rPr>
-              <w:t>ServiceNow</w:t>
-            </w:r>
-            <w:proofErr w:type="spellEnd"/>
-            <w:r>
-              <w:rPr>
-                <w:rFonts w:ascii="Times New Roman" w:hAnsi="Times New Roman" w:cs="Times New Roman"/>
-                <w:sz w:val="20"/>
-                <w:szCs w:val="20"/>
-              </w:rPr>
-              <w:t xml:space="preserve"> access controls should protect station and ticket-related records and restrict operations to authorized users.</w:t>
+              <w:spacing w:after="0" w:line="240" w:lineRule="auto"/>
+              <w:rPr>
+                <w:rFonts w:ascii="Times New Roman" w:hAnsi="Times New Roman" w:cs="Times New Roman"/>
+                <w:sz w:val="20"/>
+                <w:szCs w:val="20"/>
+              </w:rPr>
+            </w:pPr>
+            <w:r>
+              <w:rPr>
+                <w:rFonts w:ascii="Times New Roman" w:hAnsi="Times New Roman" w:cs="Times New Roman"/>
+                <w:sz w:val="20"/>
+                <w:szCs w:val="20"/>
+              </w:rPr>
+              <w:t>ServiceNow access controls should protect station and ticket-related records and restrict operations to authorized users.</w:t>
             </w:r>
           </w:p>
         </w:tc>
       </w:tr>
       <w:tr>
+        <w:tblPrEx>
+          <w:tblBorders>
+            <w:top w:val="single" w:color="000000" w:sz="4" w:space="0"/>
+            <w:left w:val="single" w:color="000000" w:sz="4" w:space="0"/>
+            <w:bottom w:val="single" w:color="000000" w:sz="4" w:space="0"/>
+            <w:right w:val="single" w:color="000000" w:sz="4" w:space="0"/>
+            <w:insideH w:val="single" w:color="000000" w:sz="4" w:space="0"/>
+            <w:insideV w:val="single" w:color="000000" w:sz="4" w:space="0"/>
+          </w:tblBorders>
+          <w:tblCellMar>
+            <w:top w:w="0" w:type="dxa"/>
+            <w:left w:w="108" w:type="dxa"/>
+            <w:bottom w:w="0" w:type="dxa"/>
+            <w:right w:w="108" w:type="dxa"/>
+          </w:tblCellMar>
+        </w:tblPrEx>
         <w:trPr>
-          <w:trHeight w:val="470"/>
+          <w:trHeight w:val="470" w:hRule="atLeast"/>
         </w:trPr>
         <w:tc>
           <w:tcPr>
@@ -1519,6 +1786,7 @@
           </w:tcPr>
           <w:p>
             <w:pPr>
+              <w:spacing w:after="0" w:line="240" w:lineRule="auto"/>
               <w:rPr>
                 <w:rFonts w:ascii="Times New Roman" w:hAnsi="Times New Roman" w:cs="Times New Roman"/>
                 <w:sz w:val="20"/>
@@ -1542,6 +1810,7 @@
           </w:tcPr>
           <w:p>
             <w:pPr>
+              <w:spacing w:after="0" w:line="240" w:lineRule="auto"/>
               <w:rPr>
                 <w:rFonts w:ascii="Times New Roman" w:hAnsi="Times New Roman" w:cs="Times New Roman"/>
                 <w:sz w:val="20"/>
@@ -1565,6 +1834,7 @@
           </w:tcPr>
           <w:p>
             <w:pPr>
+              <w:spacing w:after="0" w:line="240" w:lineRule="auto"/>
               <w:rPr>
                 <w:rFonts w:ascii="Times New Roman" w:hAnsi="Times New Roman" w:cs="Times New Roman"/>
                 <w:sz w:val="20"/>
@@ -1583,8 +1853,24 @@
         </w:tc>
       </w:tr>
       <w:tr>
+        <w:tblPrEx>
+          <w:tblBorders>
+            <w:top w:val="single" w:color="000000" w:sz="4" w:space="0"/>
+            <w:left w:val="single" w:color="000000" w:sz="4" w:space="0"/>
+            <w:bottom w:val="single" w:color="000000" w:sz="4" w:space="0"/>
+            <w:right w:val="single" w:color="000000" w:sz="4" w:space="0"/>
+            <w:insideH w:val="single" w:color="000000" w:sz="4" w:space="0"/>
+            <w:insideV w:val="single" w:color="000000" w:sz="4" w:space="0"/>
+          </w:tblBorders>
+          <w:tblCellMar>
+            <w:top w:w="0" w:type="dxa"/>
+            <w:left w:w="108" w:type="dxa"/>
+            <w:bottom w:w="0" w:type="dxa"/>
+            <w:right w:w="108" w:type="dxa"/>
+          </w:tblCellMar>
+        </w:tblPrEx>
         <w:trPr>
-          <w:trHeight w:val="489"/>
+          <w:trHeight w:val="489" w:hRule="atLeast"/>
         </w:trPr>
         <w:tc>
           <w:tcPr>
@@ -1593,6 +1879,7 @@
           </w:tcPr>
           <w:p>
             <w:pPr>
+              <w:spacing w:after="0" w:line="240" w:lineRule="auto"/>
               <w:rPr>
                 <w:rFonts w:ascii="Times New Roman" w:hAnsi="Times New Roman" w:cs="Times New Roman"/>
                 <w:sz w:val="20"/>
@@ -1616,6 +1903,7 @@
           </w:tcPr>
           <w:p>
             <w:pPr>
+              <w:spacing w:after="0" w:line="240" w:lineRule="auto"/>
               <w:rPr>
                 <w:rFonts w:ascii="Times New Roman" w:hAnsi="Times New Roman" w:cs="Times New Roman"/>
                 <w:sz w:val="20"/>
@@ -1639,6 +1927,7 @@
           </w:tcPr>
           <w:p>
             <w:pPr>
+              <w:spacing w:after="0" w:line="240" w:lineRule="auto"/>
               <w:rPr>
                 <w:rFonts w:ascii="Times New Roman" w:hAnsi="Times New Roman" w:cs="Times New Roman"/>
                 <w:sz w:val="20"/>
@@ -1657,8 +1946,24 @@
         </w:tc>
       </w:tr>
       <w:tr>
+        <w:tblPrEx>
+          <w:tblBorders>
+            <w:top w:val="single" w:color="000000" w:sz="4" w:space="0"/>
+            <w:left w:val="single" w:color="000000" w:sz="4" w:space="0"/>
+            <w:bottom w:val="single" w:color="000000" w:sz="4" w:space="0"/>
+            <w:right w:val="single" w:color="000000" w:sz="4" w:space="0"/>
+            <w:insideH w:val="single" w:color="000000" w:sz="4" w:space="0"/>
+            <w:insideV w:val="single" w:color="000000" w:sz="4" w:space="0"/>
+          </w:tblBorders>
+          <w:tblCellMar>
+            <w:top w:w="0" w:type="dxa"/>
+            <w:left w:w="108" w:type="dxa"/>
+            <w:bottom w:w="0" w:type="dxa"/>
+            <w:right w:w="108" w:type="dxa"/>
+          </w:tblCellMar>
+        </w:tblPrEx>
         <w:trPr>
-          <w:trHeight w:val="489"/>
+          <w:trHeight w:val="489" w:hRule="atLeast"/>
         </w:trPr>
         <w:tc>
           <w:tcPr>
@@ -1667,6 +1972,7 @@
           </w:tcPr>
           <w:p>
             <w:pPr>
+              <w:spacing w:after="0" w:line="240" w:lineRule="auto"/>
               <w:rPr>
                 <w:rFonts w:ascii="Times New Roman" w:hAnsi="Times New Roman" w:cs="Times New Roman"/>
                 <w:sz w:val="20"/>
@@ -1690,6 +1996,7 @@
           </w:tcPr>
           <w:p>
             <w:pPr>
+              <w:spacing w:after="0" w:line="240" w:lineRule="auto"/>
               <w:rPr>
                 <w:rFonts w:ascii="Times New Roman" w:hAnsi="Times New Roman" w:cs="Times New Roman"/>
                 <w:sz w:val="20"/>
@@ -1713,62 +2020,43 @@
           </w:tcPr>
           <w:p>
             <w:pPr>
-              <w:rPr>
-                <w:rFonts w:ascii="Times New Roman" w:hAnsi="Times New Roman" w:cs="Times New Roman"/>
-                <w:sz w:val="20"/>
-                <w:szCs w:val="20"/>
-              </w:rPr>
-            </w:pPr>
-            <w:r>
-              <w:rPr>
-                <w:rFonts w:ascii="Times New Roman" w:hAnsi="Times New Roman" w:cs="Times New Roman"/>
-                <w:sz w:val="20"/>
-                <w:szCs w:val="20"/>
-              </w:rPr>
-              <w:t xml:space="preserve">The solution should be available through the </w:t>
-            </w:r>
-            <w:proofErr w:type="spellStart"/>
-            <w:r>
-              <w:rPr>
-                <w:rFonts w:ascii="Times New Roman" w:hAnsi="Times New Roman" w:cs="Times New Roman"/>
-                <w:sz w:val="20"/>
-                <w:szCs w:val="20"/>
-              </w:rPr>
-              <w:t>ServiceNow</w:t>
-            </w:r>
-            <w:proofErr w:type="spellEnd"/>
-            <w:r>
-              <w:rPr>
-                <w:rFonts w:ascii="Times New Roman" w:hAnsi="Times New Roman" w:cs="Times New Roman"/>
-                <w:sz w:val="20"/>
-                <w:szCs w:val="20"/>
-              </w:rPr>
-              <w:t xml:space="preserve"> platform whenever the </w:t>
-            </w:r>
-            <w:proofErr w:type="spellStart"/>
-            <w:r>
-              <w:rPr>
-                <w:rFonts w:ascii="Times New Roman" w:hAnsi="Times New Roman" w:cs="Times New Roman"/>
-                <w:sz w:val="20"/>
-                <w:szCs w:val="20"/>
-              </w:rPr>
-              <w:t>ServiceNow</w:t>
-            </w:r>
-            <w:proofErr w:type="spellEnd"/>
-            <w:r>
-              <w:rPr>
-                <w:rFonts w:ascii="Times New Roman" w:hAnsi="Times New Roman" w:cs="Times New Roman"/>
-                <w:sz w:val="20"/>
-                <w:szCs w:val="20"/>
-              </w:rPr>
-              <w:t xml:space="preserve"> instance and required services are operational.</w:t>
+              <w:spacing w:after="0" w:line="240" w:lineRule="auto"/>
+              <w:rPr>
+                <w:rFonts w:ascii="Times New Roman" w:hAnsi="Times New Roman" w:cs="Times New Roman"/>
+                <w:sz w:val="20"/>
+                <w:szCs w:val="20"/>
+              </w:rPr>
+            </w:pPr>
+            <w:r>
+              <w:rPr>
+                <w:rFonts w:ascii="Times New Roman" w:hAnsi="Times New Roman" w:cs="Times New Roman"/>
+                <w:sz w:val="20"/>
+                <w:szCs w:val="20"/>
+              </w:rPr>
+              <w:t>The solution should be available through the ServiceNow platform whenever the ServiceNow instance and required services are operational.</w:t>
             </w:r>
           </w:p>
         </w:tc>
       </w:tr>
       <w:tr>
+        <w:tblPrEx>
+          <w:tblBorders>
+            <w:top w:val="single" w:color="000000" w:sz="4" w:space="0"/>
+            <w:left w:val="single" w:color="000000" w:sz="4" w:space="0"/>
+            <w:bottom w:val="single" w:color="000000" w:sz="4" w:space="0"/>
+            <w:right w:val="single" w:color="000000" w:sz="4" w:space="0"/>
+            <w:insideH w:val="single" w:color="000000" w:sz="4" w:space="0"/>
+            <w:insideV w:val="single" w:color="000000" w:sz="4" w:space="0"/>
+          </w:tblBorders>
+          <w:tblCellMar>
+            <w:top w:w="0" w:type="dxa"/>
+            <w:left w:w="108" w:type="dxa"/>
+            <w:bottom w:w="0" w:type="dxa"/>
+            <w:right w:w="108" w:type="dxa"/>
+          </w:tblCellMar>
+        </w:tblPrEx>
         <w:trPr>
-          <w:trHeight w:val="489"/>
+          <w:trHeight w:val="489" w:hRule="atLeast"/>
         </w:trPr>
         <w:tc>
           <w:tcPr>
@@ -1777,6 +2065,7 @@
           </w:tcPr>
           <w:p>
             <w:pPr>
+              <w:spacing w:after="0" w:line="240" w:lineRule="auto"/>
               <w:rPr>
                 <w:rFonts w:ascii="Times New Roman" w:hAnsi="Times New Roman" w:cs="Times New Roman"/>
                 <w:sz w:val="20"/>
@@ -1800,6 +2089,7 @@
           </w:tcPr>
           <w:p>
             <w:pPr>
+              <w:spacing w:after="0" w:line="240" w:lineRule="auto"/>
               <w:rPr>
                 <w:rFonts w:ascii="Times New Roman" w:hAnsi="Times New Roman" w:cs="Times New Roman"/>
                 <w:sz w:val="20"/>
@@ -1823,6 +2113,7 @@
           </w:tcPr>
           <w:p>
             <w:pPr>
+              <w:spacing w:after="0" w:line="240" w:lineRule="auto"/>
               <w:rPr>
                 <w:rFonts w:ascii="Times New Roman" w:hAnsi="Times New Roman" w:cs="Times New Roman"/>
                 <w:sz w:val="20"/>
@@ -1840,7 +2131,6 @@
           </w:p>
         </w:tc>
       </w:tr>
-      <w:bookmarkEnd w:id="0"/>
     </w:tbl>
     <w:p>
       <w:pPr>
@@ -1855,178 +2145,343 @@
       <w:pgSz w:w="11906" w:h="16838"/>
       <w:pgMar w:top="851" w:right="1440" w:bottom="1440" w:left="1440" w:header="708" w:footer="708" w:gutter="0"/>
       <w:pgNumType w:start="1"/>
-      <w:cols w:space="720"/>
+      <w:cols w:space="720" w:num="1"/>
     </w:sectPr>
   </w:body>
 </w:document>
 </file>
 
+<file path=word/endnotes.xml><?xml version="1.0" encoding="utf-8"?>
+<w:endnotes xmlns:wpc="http://schemas.microsoft.com/office/word/2010/wordprocessingCanvas" xmlns:mc="http://schemas.openxmlformats.org/markup-compatibility/2006" xmlns:o="urn:schemas-microsoft-com:office:office" xmlns:r="http://schemas.openxmlformats.org/officeDocument/2006/relationships" xmlns:m="http://schemas.openxmlformats.org/officeDocument/2006/math" xmlns:v="urn:schemas-microsoft-com:vml" xmlns:wp14="http://schemas.microsoft.com/office/word/2010/wordprocessingDrawing" xmlns:wp="http://schemas.openxmlformats.org/drawingml/2006/wordprocessingDrawing" xmlns:w="http://schemas.openxmlformats.org/wordprocessingml/2006/main" xmlns:w14="http://schemas.microsoft.com/office/word/2010/wordml" xmlns:w15="http://schemas.microsoft.com/office/word/2012/wordml" xmlns:w10="urn:schemas-microsoft-com:office:word" xmlns:wpg="http://schemas.microsoft.com/office/word/2010/wordprocessingGroup" xmlns:wpi="http://schemas.microsoft.com/office/word/2010/wordprocessingInk" xmlns:wne="http://schemas.microsoft.com/office/word/2006/wordml" xmlns:wps="http://schemas.microsoft.com/office/word/2010/wordprocessingShape" xmlns:wpsCustomData="http://www.wps.cn/officeDocument/2013/wpsCustomData" mc:Ignorable="w14 w15 wp14">
+  <w:endnote w:type="separator" w:id="0">
+    <w:p>
+      <w:pPr>
+        <w:spacing w:line="240" w:lineRule="auto"/>
+      </w:pPr>
+      <w:r>
+        <w:separator/>
+      </w:r>
+    </w:p>
+  </w:endnote>
+  <w:endnote w:type="continuationSeparator" w:id="1">
+    <w:p>
+      <w:pPr>
+        <w:spacing w:line="240" w:lineRule="auto"/>
+      </w:pPr>
+      <w:r>
+        <w:continuationSeparator/>
+      </w:r>
+    </w:p>
+  </w:endnote>
+</w:endnotes>
+</file>
+
+<file path=word/footnotes.xml><?xml version="1.0" encoding="utf-8"?>
+<w:footnotes xmlns:wpc="http://schemas.microsoft.com/office/word/2010/wordprocessingCanvas" xmlns:mc="http://schemas.openxmlformats.org/markup-compatibility/2006" xmlns:o="urn:schemas-microsoft-com:office:office" xmlns:r="http://schemas.openxmlformats.org/officeDocument/2006/relationships" xmlns:m="http://schemas.openxmlformats.org/officeDocument/2006/math" xmlns:v="urn:schemas-microsoft-com:vml" xmlns:wp14="http://schemas.microsoft.com/office/word/2010/wordprocessingDrawing" xmlns:wp="http://schemas.openxmlformats.org/drawingml/2006/wordprocessingDrawing" xmlns:w="http://schemas.openxmlformats.org/wordprocessingml/2006/main" xmlns:w14="http://schemas.microsoft.com/office/word/2010/wordml" xmlns:w15="http://schemas.microsoft.com/office/word/2012/wordml" xmlns:w10="urn:schemas-microsoft-com:office:word" xmlns:wpg="http://schemas.microsoft.com/office/word/2010/wordprocessingGroup" xmlns:wpi="http://schemas.microsoft.com/office/word/2010/wordprocessingInk" xmlns:wne="http://schemas.microsoft.com/office/word/2006/wordml" xmlns:wps="http://schemas.microsoft.com/office/word/2010/wordprocessingShape" xmlns:wpsCustomData="http://www.wps.cn/officeDocument/2013/wpsCustomData" mc:Ignorable="w14 w15 wp14">
+  <w:footnote w:type="separator" w:id="0">
+    <w:p>
+      <w:pPr>
+        <w:spacing w:before="0" w:after="0" w:line="259" w:lineRule="auto"/>
+      </w:pPr>
+      <w:r>
+        <w:separator/>
+      </w:r>
+    </w:p>
+  </w:footnote>
+  <w:footnote w:type="continuationSeparator" w:id="1">
+    <w:p>
+      <w:pPr>
+        <w:spacing w:before="0" w:after="0" w:line="259" w:lineRule="auto"/>
+      </w:pPr>
+      <w:r>
+        <w:continuationSeparator/>
+      </w:r>
+    </w:p>
+  </w:footnote>
+</w:footnotes>
+</file>
+
 <file path=word/styles.xml><?xml version="1.0" encoding="utf-8"?>
-<w:styles xmlns:r="http://schemas.openxmlformats.org/officeDocument/2006/relationships" xmlns:w="http://schemas.openxmlformats.org/wordprocessingml/2006/main">
+<w:styles xmlns:mc="http://schemas.openxmlformats.org/markup-compatibility/2006" xmlns:o="urn:schemas-microsoft-com:office:office" xmlns:r="http://schemas.openxmlformats.org/officeDocument/2006/relationships" xmlns:m="http://schemas.openxmlformats.org/officeDocument/2006/math" xmlns:v="urn:schemas-microsoft-com:vml" xmlns:w="http://schemas.openxmlformats.org/wordprocessingml/2006/main" xmlns:w14="http://schemas.microsoft.com/office/word/2010/wordml" xmlns:w10="urn:schemas-microsoft-com:office:word" xmlns:sl="http://schemas.openxmlformats.org/schemaLibrary/2006/main" xmlns:wpsCustomData="http://www.wps.cn/officeDocument/2013/wpsCustomData" mc:Ignorable="w14">
   <w:docDefaults>
     <w:rPrDefault>
       <w:rPr>
-        <w:rFonts w:ascii="Calibri" w:eastAsia="Calibri" w:hAnsi="Calibri" w:cs="Calibri"/>
-        <w:sz w:val="22"/>
-        <w:szCs w:val="22"/>
-        <w:lang w:val="en-IN" w:eastAsia="en-IN" w:bidi="ar-SA"/>
+        <w:rFonts w:ascii="Calibri" w:hAnsi="Calibri" w:eastAsia="Calibri" w:cs="Calibri"/>
       </w:rPr>
     </w:rPrDefault>
-    <w:pPrDefault>
-      <w:pPr>
-        <w:spacing w:after="160" w:line="259" w:lineRule="auto"/>
-      </w:pPr>
-    </w:pPrDefault>
+    <w:pPrDefault/>
   </w:docDefaults>
-  <w:latentStyles w:defLockedState="0" w:defUIPriority="99" w:defSemiHidden="1" w:defUnhideWhenUsed="1" w:defQFormat="0" w:count="267">
-    <w:lsdException w:name="Normal" w:semiHidden="0" w:uiPriority="0" w:unhideWhenUsed="0" w:qFormat="1"/>
-    <w:lsdException w:name="heading 1" w:semiHidden="0" w:uiPriority="9" w:unhideWhenUsed="0" w:qFormat="1"/>
-    <w:lsdException w:name="heading 2" w:uiPriority="9" w:qFormat="1"/>
-    <w:lsdException w:name="heading 3" w:uiPriority="9" w:qFormat="1"/>
-    <w:lsdException w:name="heading 4" w:uiPriority="9" w:qFormat="1"/>
-    <w:lsdException w:name="heading 5" w:uiPriority="9" w:qFormat="1"/>
-    <w:lsdException w:name="heading 6" w:uiPriority="9" w:qFormat="1"/>
-    <w:lsdException w:name="heading 7" w:uiPriority="9" w:qFormat="1"/>
-    <w:lsdException w:name="heading 8" w:uiPriority="9" w:qFormat="1"/>
-    <w:lsdException w:name="heading 9" w:uiPriority="9" w:qFormat="1"/>
-    <w:lsdException w:name="toc 1" w:uiPriority="39"/>
-    <w:lsdException w:name="toc 2" w:uiPriority="39"/>
-    <w:lsdException w:name="toc 3" w:uiPriority="39"/>
-    <w:lsdException w:name="toc 4" w:uiPriority="39"/>
-    <w:lsdException w:name="toc 5" w:uiPriority="39"/>
-    <w:lsdException w:name="toc 6" w:uiPriority="39"/>
-    <w:lsdException w:name="toc 7" w:uiPriority="39"/>
-    <w:lsdException w:name="toc 8" w:uiPriority="39"/>
-    <w:lsdException w:name="toc 9" w:uiPriority="39"/>
-    <w:lsdException w:name="caption" w:uiPriority="35" w:qFormat="1"/>
-    <w:lsdException w:name="Title" w:semiHidden="0" w:uiPriority="10" w:unhideWhenUsed="0" w:qFormat="1"/>
-    <w:lsdException w:name="Default Paragraph Font" w:uiPriority="1"/>
-    <w:lsdException w:name="Subtitle" w:semiHidden="0" w:uiPriority="11" w:unhideWhenUsed="0" w:qFormat="1"/>
-    <w:lsdException w:name="Strong" w:semiHidden="0" w:uiPriority="22" w:unhideWhenUsed="0" w:qFormat="1"/>
-    <w:lsdException w:name="Emphasis" w:semiHidden="0" w:uiPriority="20" w:unhideWhenUsed="0" w:qFormat="1"/>
-    <w:lsdException w:name="Table Grid" w:semiHidden="0" w:uiPriority="59" w:unhideWhenUsed="0"/>
-    <w:lsdException w:name="Placeholder Text" w:unhideWhenUsed="0"/>
-    <w:lsdException w:name="No Spacing" w:semiHidden="0" w:uiPriority="1" w:unhideWhenUsed="0" w:qFormat="1"/>
-    <w:lsdException w:name="Light Shading" w:semiHidden="0" w:uiPriority="60" w:unhideWhenUsed="0"/>
-    <w:lsdException w:name="Light List" w:semiHidden="0" w:uiPriority="61" w:unhideWhenUsed="0"/>
-    <w:lsdException w:name="Light Grid" w:semiHidden="0" w:uiPriority="62" w:unhideWhenUsed="0"/>
-    <w:lsdException w:name="Medium Shading 1" w:semiHidden="0" w:uiPriority="63" w:unhideWhenUsed="0"/>
-    <w:lsdException w:name="Medium Shading 2" w:semiHidden="0" w:uiPriority="64" w:unhideWhenUsed="0"/>
-    <w:lsdException w:name="Medium List 1" w:semiHidden="0" w:uiPriority="65" w:unhideWhenUsed="0"/>
-    <w:lsdException w:name="Medium List 2" w:semiHidden="0" w:uiPriority="66" w:unhideWhenUsed="0"/>
-    <w:lsdException w:name="Medium Grid 1" w:semiHidden="0" w:uiPriority="67" w:unhideWhenUsed="0"/>
-    <w:lsdException w:name="Medium Grid 2" w:semiHidden="0" w:uiPriority="68" w:unhideWhenUsed="0"/>
-    <w:lsdException w:name="Medium Grid 3" w:semiHidden="0" w:uiPriority="69" w:unhideWhenUsed="0"/>
-    <w:lsdException w:name="Dark List" w:semiHidden="0" w:uiPriority="70" w:unhideWhenUsed="0"/>
-    <w:lsdException w:name="Colorful Shading" w:semiHidden="0" w:uiPriority="71" w:unhideWhenUsed="0"/>
-    <w:lsdException w:name="Colorful List" w:semiHidden="0" w:uiPriority="72" w:unhideWhenUsed="0"/>
-    <w:lsdException w:name="Colorful Grid" w:semiHidden="0" w:uiPriority="73" w:unhideWhenUsed="0"/>
-    <w:lsdException w:name="Light Shading Accent 1" w:semiHidden="0" w:uiPriority="60" w:unhideWhenUsed="0"/>
-    <w:lsdException w:name="Light List Accent 1" w:semiHidden="0" w:uiPriority="61" w:unhideWhenUsed="0"/>
-    <w:lsdException w:name="Light Grid Accent 1" w:semiHidden="0" w:uiPriority="62" w:unhideWhenUsed="0"/>
-    <w:lsdException w:name="Medium Shading 1 Accent 1" w:semiHidden="0" w:uiPriority="63" w:unhideWhenUsed="0"/>
-    <w:lsdException w:name="Medium Shading 2 Accent 1" w:semiHidden="0" w:uiPriority="64" w:unhideWhenUsed="0"/>
-    <w:lsdException w:name="Medium List 1 Accent 1" w:semiHidden="0" w:uiPriority="65" w:unhideWhenUsed="0"/>
-    <w:lsdException w:name="Revision" w:unhideWhenUsed="0"/>
-    <w:lsdException w:name="List Paragraph" w:semiHidden="0" w:uiPriority="34" w:unhideWhenUsed="0" w:qFormat="1"/>
-    <w:lsdException w:name="Quote" w:semiHidden="0" w:uiPriority="29" w:unhideWhenUsed="0" w:qFormat="1"/>
-    <w:lsdException w:name="Intense Quote" w:semiHidden="0" w:uiPriority="30" w:unhideWhenUsed="0" w:qFormat="1"/>
-    <w:lsdException w:name="Medium List 2 Accent 1" w:semiHidden="0" w:uiPriority="66" w:unhideWhenUsed="0"/>
-    <w:lsdException w:name="Medium Grid 1 Accent 1" w:semiHidden="0" w:uiPriority="67" w:unhideWhenUsed="0"/>
-    <w:lsdException w:name="Medium Grid 2 Accent 1" w:semiHidden="0" w:uiPriority="68" w:unhideWhenUsed="0"/>
-    <w:lsdException w:name="Medium Grid 3 Accent 1" w:semiHidden="0" w:uiPriority="69" w:unhideWhenUsed="0"/>
-    <w:lsdException w:name="Dark List Accent 1" w:semiHidden="0" w:uiPriority="70" w:unhideWhenUsed="0"/>
-    <w:lsdException w:name="Colorful Shading Accent 1" w:semiHidden="0" w:uiPriority="71" w:unhideWhenUsed="0"/>
-    <w:lsdException w:name="Colorful List Accent 1" w:semiHidden="0" w:uiPriority="72" w:unhideWhenUsed="0"/>
-    <w:lsdException w:name="Colorful Grid Accent 1" w:semiHidden="0" w:uiPriority="73" w:unhideWhenUsed="0"/>
-    <w:lsdException w:name="Light Shading Accent 2" w:semiHidden="0" w:uiPriority="60" w:unhideWhenUsed="0"/>
-    <w:lsdException w:name="Light List Accent 2" w:semiHidden="0" w:uiPriority="61" w:unhideWhenUsed="0"/>
-    <w:lsdException w:name="Light Grid Accent 2" w:semiHidden="0" w:uiPriority="62" w:unhideWhenUsed="0"/>
-    <w:lsdException w:name="Medium Shading 1 Accent 2" w:semiHidden="0" w:uiPriority="63" w:unhideWhenUsed="0"/>
-    <w:lsdException w:name="Medium Shading 2 Accent 2" w:semiHidden="0" w:uiPriority="64" w:unhideWhenUsed="0"/>
-    <w:lsdException w:name="Medium List 1 Accent 2" w:semiHidden="0" w:uiPriority="65" w:unhideWhenUsed="0"/>
-    <w:lsdException w:name="Medium List 2 Accent 2" w:semiHidden="0" w:uiPriority="66" w:unhideWhenUsed="0"/>
-    <w:lsdException w:name="Medium Grid 1 Accent 2" w:semiHidden="0" w:uiPriority="67" w:unhideWhenUsed="0"/>
-    <w:lsdException w:name="Medium Grid 2 Accent 2" w:semiHidden="0" w:uiPriority="68" w:unhideWhenUsed="0"/>
-    <w:lsdException w:name="Medium Grid 3 Accent 2" w:semiHidden="0" w:uiPriority="69" w:unhideWhenUsed="0"/>
-    <w:lsdException w:name="Dark List Accent 2" w:semiHidden="0" w:uiPriority="70" w:unhideWhenUsed="0"/>
-    <w:lsdException w:name="Colorful Shading Accent 2" w:semiHidden="0" w:uiPriority="71" w:unhideWhenUsed="0"/>
-    <w:lsdException w:name="Colorful List Accent 2" w:semiHidden="0" w:uiPriority="72" w:unhideWhenUsed="0"/>
-    <w:lsdException w:name="Colorful Grid Accent 2" w:semiHidden="0" w:uiPriority="73" w:unhideWhenUsed="0"/>
-    <w:lsdException w:name="Light Shading Accent 3" w:semiHidden="0" w:uiPriority="60" w:unhideWhenUsed="0"/>
-    <w:lsdException w:name="Light List Accent 3" w:semiHidden="0" w:uiPriority="61" w:unhideWhenUsed="0"/>
-    <w:lsdException w:name="Light Grid Accent 3" w:semiHidden="0" w:uiPriority="62" w:unhideWhenUsed="0"/>
-    <w:lsdException w:name="Medium Shading 1 Accent 3" w:semiHidden="0" w:uiPriority="63" w:unhideWhenUsed="0"/>
-    <w:lsdException w:name="Medium Shading 2 Accent 3" w:semiHidden="0" w:uiPriority="64" w:unhideWhenUsed="0"/>
-    <w:lsdException w:name="Medium List 1 Accent 3" w:semiHidden="0" w:uiPriority="65" w:unhideWhenUsed="0"/>
-    <w:lsdException w:name="Medium List 2 Accent 3" w:semiHidden="0" w:uiPriority="66" w:unhideWhenUsed="0"/>
-    <w:lsdException w:name="Medium Grid 1 Accent 3" w:semiHidden="0" w:uiPriority="67" w:unhideWhenUsed="0"/>
-    <w:lsdException w:name="Medium Grid 2 Accent 3" w:semiHidden="0" w:uiPriority="68" w:unhideWhenUsed="0"/>
-    <w:lsdException w:name="Medium Grid 3 Accent 3" w:semiHidden="0" w:uiPriority="69" w:unhideWhenUsed="0"/>
-    <w:lsdException w:name="Dark List Accent 3" w:semiHidden="0" w:uiPriority="70" w:unhideWhenUsed="0"/>
-    <w:lsdException w:name="Colorful Shading Accent 3" w:semiHidden="0" w:uiPriority="71" w:unhideWhenUsed="0"/>
-    <w:lsdException w:name="Colorful List Accent 3" w:semiHidden="0" w:uiPriority="72" w:unhideWhenUsed="0"/>
-    <w:lsdException w:name="Colorful Grid Accent 3" w:semiHidden="0" w:uiPriority="73" w:unhideWhenUsed="0"/>
-    <w:lsdException w:name="Light Shading Accent 4" w:semiHidden="0" w:uiPriority="60" w:unhideWhenUsed="0"/>
-    <w:lsdException w:name="Light List Accent 4" w:semiHidden="0" w:uiPriority="61" w:unhideWhenUsed="0"/>
-    <w:lsdException w:name="Light Grid Accent 4" w:semiHidden="0" w:uiPriority="62" w:unhideWhenUsed="0"/>
-    <w:lsdException w:name="Medium Shading 1 Accent 4" w:semiHidden="0" w:uiPriority="63" w:unhideWhenUsed="0"/>
-    <w:lsdException w:name="Medium Shading 2 Accent 4" w:semiHidden="0" w:uiPriority="64" w:unhideWhenUsed="0"/>
-    <w:lsdException w:name="Medium List 1 Accent 4" w:semiHidden="0" w:uiPriority="65" w:unhideWhenUsed="0"/>
-    <w:lsdException w:name="Medium List 2 Accent 4" w:semiHidden="0" w:uiPriority="66" w:unhideWhenUsed="0"/>
-    <w:lsdException w:name="Medium Grid 1 Accent 4" w:semiHidden="0" w:uiPriority="67" w:unhideWhenUsed="0"/>
-    <w:lsdException w:name="Medium Grid 2 Accent 4" w:semiHidden="0" w:uiPriority="68" w:unhideWhenUsed="0"/>
-    <w:lsdException w:name="Medium Grid 3 Accent 4" w:semiHidden="0" w:uiPriority="69" w:unhideWhenUsed="0"/>
-    <w:lsdException w:name="Dark List Accent 4" w:semiHidden="0" w:uiPriority="70" w:unhideWhenUsed="0"/>
-    <w:lsdException w:name="Colorful Shading Accent 4" w:semiHidden="0" w:uiPriority="71" w:unhideWhenUsed="0"/>
-    <w:lsdException w:name="Colorful List Accent 4" w:semiHidden="0" w:uiPriority="72" w:unhideWhenUsed="0"/>
-    <w:lsdException w:name="Colorful Grid Accent 4" w:semiHidden="0" w:uiPriority="73" w:unhideWhenUsed="0"/>
-    <w:lsdException w:name="Light Shading Accent 5" w:semiHidden="0" w:uiPriority="60" w:unhideWhenUsed="0"/>
-    <w:lsdException w:name="Light List Accent 5" w:semiHidden="0" w:uiPriority="61" w:unhideWhenUsed="0"/>
-    <w:lsdException w:name="Light Grid Accent 5" w:semiHidden="0" w:uiPriority="62" w:unhideWhenUsed="0"/>
-    <w:lsdException w:name="Medium Shading 1 Accent 5" w:semiHidden="0" w:uiPriority="63" w:unhideWhenUsed="0"/>
-    <w:lsdException w:name="Medium Shading 2 Accent 5" w:semiHidden="0" w:uiPriority="64" w:unhideWhenUsed="0"/>
-    <w:lsdException w:name="Medium List 1 Accent 5" w:semiHidden="0" w:uiPriority="65" w:unhideWhenUsed="0"/>
-    <w:lsdException w:name="Medium List 2 Accent 5" w:semiHidden="0" w:uiPriority="66" w:unhideWhenUsed="0"/>
-    <w:lsdException w:name="Medium Grid 1 Accent 5" w:semiHidden="0" w:uiPriority="67" w:unhideWhenUsed="0"/>
-    <w:lsdException w:name="Medium Grid 2 Accent 5" w:semiHidden="0" w:uiPriority="68" w:unhideWhenUsed="0"/>
-    <w:lsdException w:name="Medium Grid 3 Accent 5" w:semiHidden="0" w:uiPriority="69" w:unhideWhenUsed="0"/>
-    <w:lsdException w:name="Dark List Accent 5" w:semiHidden="0" w:uiPriority="70" w:unhideWhenUsed="0"/>
-    <w:lsdException w:name="Colorful Shading Accent 5" w:semiHidden="0" w:uiPriority="71" w:unhideWhenUsed="0"/>
-    <w:lsdException w:name="Colorful List Accent 5" w:semiHidden="0" w:uiPriority="72" w:unhideWhenUsed="0"/>
-    <w:lsdException w:name="Colorful Grid Accent 5" w:semiHidden="0" w:uiPriority="73" w:unhideWhenUsed="0"/>
-    <w:lsdException w:name="Light Shading Accent 6" w:semiHidden="0" w:uiPriority="60" w:unhideWhenUsed="0"/>
-    <w:lsdException w:name="Light List Accent 6" w:semiHidden="0" w:uiPriority="61" w:unhideWhenUsed="0"/>
-    <w:lsdException w:name="Light Grid Accent 6" w:semiHidden="0" w:uiPriority="62" w:unhideWhenUsed="0"/>
-    <w:lsdException w:name="Medium Shading 1 Accent 6" w:semiHidden="0" w:uiPriority="63" w:unhideWhenUsed="0"/>
-    <w:lsdException w:name="Medium Shading 2 Accent 6" w:semiHidden="0" w:uiPriority="64" w:unhideWhenUsed="0"/>
-    <w:lsdException w:name="Medium List 1 Accent 6" w:semiHidden="0" w:uiPriority="65" w:unhideWhenUsed="0"/>
-    <w:lsdException w:name="Medium List 2 Accent 6" w:semiHidden="0" w:uiPriority="66" w:unhideWhenUsed="0"/>
-    <w:lsdException w:name="Medium Grid 1 Accent 6" w:semiHidden="0" w:uiPriority="67" w:unhideWhenUsed="0"/>
-    <w:lsdException w:name="Medium Grid 2 Accent 6" w:semiHidden="0" w:uiPriority="68" w:unhideWhenUsed="0"/>
-    <w:lsdException w:name="Medium Grid 3 Accent 6" w:semiHidden="0" w:uiPriority="69" w:unhideWhenUsed="0"/>
-    <w:lsdException w:name="Dark List Accent 6" w:semiHidden="0" w:uiPriority="70" w:unhideWhenUsed="0"/>
-    <w:lsdException w:name="Colorful Shading Accent 6" w:semiHidden="0" w:uiPriority="71" w:unhideWhenUsed="0"/>
-    <w:lsdException w:name="Colorful List Accent 6" w:semiHidden="0" w:uiPriority="72" w:unhideWhenUsed="0"/>
-    <w:lsdException w:name="Colorful Grid Accent 6" w:semiHidden="0" w:uiPriority="73" w:unhideWhenUsed="0"/>
-    <w:lsdException w:name="Subtle Emphasis" w:semiHidden="0" w:uiPriority="19" w:unhideWhenUsed="0" w:qFormat="1"/>
-    <w:lsdException w:name="Intense Emphasis" w:semiHidden="0" w:uiPriority="21" w:unhideWhenUsed="0" w:qFormat="1"/>
-    <w:lsdException w:name="Subtle Reference" w:semiHidden="0" w:uiPriority="31" w:unhideWhenUsed="0" w:qFormat="1"/>
-    <w:lsdException w:name="Intense Reference" w:semiHidden="0" w:uiPriority="32" w:unhideWhenUsed="0" w:qFormat="1"/>
-    <w:lsdException w:name="Book Title" w:semiHidden="0" w:uiPriority="33" w:unhideWhenUsed="0" w:qFormat="1"/>
-    <w:lsdException w:name="Bibliography" w:uiPriority="37"/>
-    <w:lsdException w:name="TOC Heading" w:uiPriority="39" w:qFormat="1"/>
+  <w:latentStyles w:count="260" w:defQFormat="0" w:defUnhideWhenUsed="1" w:defSemiHidden="1" w:defUIPriority="99" w:defLockedState="0">
+    <w:lsdException w:qFormat="1" w:unhideWhenUsed="0" w:uiPriority="0" w:semiHidden="0" w:name="Normal"/>
+    <w:lsdException w:qFormat="1" w:unhideWhenUsed="0" w:uiPriority="0" w:semiHidden="0" w:name="heading 1"/>
+    <w:lsdException w:qFormat="1" w:unhideWhenUsed="0" w:uiPriority="0" w:semiHidden="0" w:name="heading 2"/>
+    <w:lsdException w:qFormat="1" w:unhideWhenUsed="0" w:uiPriority="0" w:semiHidden="0" w:name="heading 3"/>
+    <w:lsdException w:qFormat="1" w:unhideWhenUsed="0" w:uiPriority="0" w:semiHidden="0" w:name="heading 4"/>
+    <w:lsdException w:qFormat="1" w:unhideWhenUsed="0" w:uiPriority="0" w:semiHidden="0" w:name="heading 5"/>
+    <w:lsdException w:qFormat="1" w:unhideWhenUsed="0" w:uiPriority="0" w:semiHidden="0" w:name="heading 6"/>
+    <w:lsdException w:qFormat="1" w:uiPriority="9" w:name="heading 7"/>
+    <w:lsdException w:qFormat="1" w:uiPriority="9" w:name="heading 8"/>
+    <w:lsdException w:qFormat="1" w:uiPriority="9" w:name="heading 9"/>
+    <w:lsdException w:uiPriority="99" w:name="index 1"/>
+    <w:lsdException w:uiPriority="99" w:name="index 2"/>
+    <w:lsdException w:uiPriority="99" w:name="index 3"/>
+    <w:lsdException w:uiPriority="99" w:name="index 4"/>
+    <w:lsdException w:uiPriority="99" w:name="index 5"/>
+    <w:lsdException w:uiPriority="99" w:name="index 6"/>
+    <w:lsdException w:uiPriority="99" w:name="index 7"/>
+    <w:lsdException w:uiPriority="99" w:name="index 8"/>
+    <w:lsdException w:uiPriority="99" w:name="index 9"/>
+    <w:lsdException w:uiPriority="39" w:name="toc 1"/>
+    <w:lsdException w:uiPriority="39" w:name="toc 2"/>
+    <w:lsdException w:uiPriority="39" w:name="toc 3"/>
+    <w:lsdException w:uiPriority="39" w:name="toc 4"/>
+    <w:lsdException w:uiPriority="39" w:name="toc 5"/>
+    <w:lsdException w:uiPriority="39" w:name="toc 6"/>
+    <w:lsdException w:uiPriority="39" w:name="toc 7"/>
+    <w:lsdException w:uiPriority="39" w:name="toc 8"/>
+    <w:lsdException w:uiPriority="39" w:name="toc 9"/>
+    <w:lsdException w:uiPriority="99" w:name="Normal Indent"/>
+    <w:lsdException w:uiPriority="99" w:name="footnote text"/>
+    <w:lsdException w:uiPriority="99" w:name="annotation text"/>
+    <w:lsdException w:uiPriority="99" w:name="header"/>
+    <w:lsdException w:uiPriority="99" w:name="footer"/>
+    <w:lsdException w:uiPriority="99" w:name="index heading"/>
+    <w:lsdException w:qFormat="1" w:uiPriority="35" w:name="caption"/>
+    <w:lsdException w:uiPriority="99" w:name="table of figures"/>
+    <w:lsdException w:uiPriority="99" w:name="envelope address"/>
+    <w:lsdException w:uiPriority="99" w:name="envelope return"/>
+    <w:lsdException w:uiPriority="99" w:name="footnote reference"/>
+    <w:lsdException w:uiPriority="99" w:name="annotation reference"/>
+    <w:lsdException w:uiPriority="99" w:name="line number"/>
+    <w:lsdException w:uiPriority="99" w:name="page number"/>
+    <w:lsdException w:uiPriority="99" w:name="endnote reference"/>
+    <w:lsdException w:uiPriority="99" w:name="endnote text"/>
+    <w:lsdException w:uiPriority="99" w:name="table of authorities"/>
+    <w:lsdException w:uiPriority="99" w:name="macro"/>
+    <w:lsdException w:uiPriority="99" w:name="toa heading"/>
+    <w:lsdException w:uiPriority="99" w:name="List"/>
+    <w:lsdException w:uiPriority="99" w:name="List Bullet"/>
+    <w:lsdException w:uiPriority="99" w:name="List Number"/>
+    <w:lsdException w:uiPriority="99" w:name="List 2"/>
+    <w:lsdException w:uiPriority="99" w:name="List 3"/>
+    <w:lsdException w:uiPriority="99" w:name="List 4"/>
+    <w:lsdException w:uiPriority="99" w:name="List 5"/>
+    <w:lsdException w:uiPriority="99" w:name="List Bullet 2"/>
+    <w:lsdException w:uiPriority="99" w:name="List Bullet 3"/>
+    <w:lsdException w:uiPriority="99" w:name="List Bullet 4"/>
+    <w:lsdException w:uiPriority="99" w:name="List Bullet 5"/>
+    <w:lsdException w:uiPriority="99" w:name="List Number 2"/>
+    <w:lsdException w:uiPriority="99" w:name="List Number 3"/>
+    <w:lsdException w:uiPriority="99" w:name="List Number 4"/>
+    <w:lsdException w:uiPriority="99" w:name="List Number 5"/>
+    <w:lsdException w:qFormat="1" w:unhideWhenUsed="0" w:uiPriority="0" w:semiHidden="0" w:name="Title"/>
+    <w:lsdException w:uiPriority="99" w:name="Closing"/>
+    <w:lsdException w:uiPriority="99" w:name="Signature"/>
+    <w:lsdException w:qFormat="1" w:uiPriority="1" w:name="Default Paragraph Font"/>
+    <w:lsdException w:uiPriority="99" w:name="Body Text"/>
+    <w:lsdException w:uiPriority="99" w:name="Body Text Indent"/>
+    <w:lsdException w:uiPriority="99" w:name="List Continue"/>
+    <w:lsdException w:uiPriority="99" w:name="List Continue 2"/>
+    <w:lsdException w:uiPriority="99" w:name="List Continue 3"/>
+    <w:lsdException w:uiPriority="99" w:name="List Continue 4"/>
+    <w:lsdException w:uiPriority="99" w:name="List Continue 5"/>
+    <w:lsdException w:uiPriority="99" w:name="Message Header"/>
+    <w:lsdException w:qFormat="1" w:unhideWhenUsed="0" w:uiPriority="0" w:semiHidden="0" w:name="Subtitle"/>
+    <w:lsdException w:uiPriority="99" w:name="Salutation"/>
+    <w:lsdException w:uiPriority="99" w:name="Date"/>
+    <w:lsdException w:uiPriority="99" w:name="Body Text First Indent"/>
+    <w:lsdException w:uiPriority="99" w:name="Body Text First Indent 2"/>
+    <w:lsdException w:uiPriority="99" w:name="Note Heading"/>
+    <w:lsdException w:uiPriority="99" w:name="Body Text 2"/>
+    <w:lsdException w:uiPriority="99" w:name="Body Text 3"/>
+    <w:lsdException w:uiPriority="99" w:name="Body Text Indent 2"/>
+    <w:lsdException w:uiPriority="99" w:name="Body Text Indent 3"/>
+    <w:lsdException w:uiPriority="99" w:name="Block Text"/>
+    <w:lsdException w:qFormat="1" w:uiPriority="99" w:semiHidden="0" w:name="Hyperlink"/>
+    <w:lsdException w:uiPriority="99" w:name="FollowedHyperlink"/>
+    <w:lsdException w:qFormat="1" w:unhideWhenUsed="0" w:uiPriority="22" w:semiHidden="0" w:name="Strong"/>
+    <w:lsdException w:qFormat="1" w:unhideWhenUsed="0" w:uiPriority="20" w:semiHidden="0" w:name="Emphasis"/>
+    <w:lsdException w:uiPriority="99" w:name="Document Map"/>
+    <w:lsdException w:uiPriority="99" w:name="Plain Text"/>
+    <w:lsdException w:uiPriority="99" w:name="E-mail Signature"/>
+    <w:lsdException w:uiPriority="99" w:name="Normal (Web)"/>
+    <w:lsdException w:uiPriority="99" w:name="HTML Acronym"/>
+    <w:lsdException w:uiPriority="99" w:name="HTML Address"/>
+    <w:lsdException w:uiPriority="99" w:name="HTML Cite"/>
+    <w:lsdException w:uiPriority="99" w:name="HTML Code"/>
+    <w:lsdException w:uiPriority="99" w:name="HTML Definition"/>
+    <w:lsdException w:uiPriority="99" w:name="HTML Keyboard"/>
+    <w:lsdException w:uiPriority="99" w:name="HTML Preformatted"/>
+    <w:lsdException w:uiPriority="99" w:name="HTML Sample"/>
+    <w:lsdException w:uiPriority="99" w:name="HTML Typewriter"/>
+    <w:lsdException w:uiPriority="99" w:name="HTML Variable"/>
+    <w:lsdException w:qFormat="1" w:uiPriority="99" w:name="Normal Table"/>
+    <w:lsdException w:uiPriority="99" w:name="annotation subject"/>
+    <w:lsdException w:uiPriority="99" w:name="Table Simple 1"/>
+    <w:lsdException w:uiPriority="99" w:name="Table Simple 2"/>
+    <w:lsdException w:uiPriority="99" w:name="Table Simple 3"/>
+    <w:lsdException w:uiPriority="99" w:name="Table Classic 1"/>
+    <w:lsdException w:uiPriority="99" w:name="Table Classic 2"/>
+    <w:lsdException w:uiPriority="99" w:name="Table Classic 3"/>
+    <w:lsdException w:uiPriority="99" w:name="Table Classic 4"/>
+    <w:lsdException w:uiPriority="99" w:name="Table Colorful 1"/>
+    <w:lsdException w:uiPriority="99" w:name="Table Colorful 2"/>
+    <w:lsdException w:uiPriority="99" w:name="Table Colorful 3"/>
+    <w:lsdException w:uiPriority="99" w:name="Table Columns 1"/>
+    <w:lsdException w:uiPriority="99" w:name="Table Columns 2"/>
+    <w:lsdException w:uiPriority="99" w:name="Table Columns 3"/>
+    <w:lsdException w:uiPriority="99" w:name="Table Columns 4"/>
+    <w:lsdException w:uiPriority="99" w:name="Table Columns 5"/>
+    <w:lsdException w:uiPriority="99" w:name="Table Grid 1"/>
+    <w:lsdException w:uiPriority="99" w:name="Table Grid 2"/>
+    <w:lsdException w:uiPriority="99" w:name="Table Grid 3"/>
+    <w:lsdException w:uiPriority="99" w:name="Table Grid 4"/>
+    <w:lsdException w:uiPriority="99" w:name="Table Grid 5"/>
+    <w:lsdException w:uiPriority="99" w:name="Table Grid 6"/>
+    <w:lsdException w:uiPriority="99" w:name="Table Grid 7"/>
+    <w:lsdException w:uiPriority="99" w:name="Table Grid 8"/>
+    <w:lsdException w:uiPriority="99" w:name="Table List 1"/>
+    <w:lsdException w:uiPriority="99" w:name="Table List 2"/>
+    <w:lsdException w:uiPriority="99" w:name="Table List 3"/>
+    <w:lsdException w:uiPriority="99" w:name="Table List 4"/>
+    <w:lsdException w:uiPriority="99" w:name="Table List 5"/>
+    <w:lsdException w:uiPriority="99" w:name="Table List 6"/>
+    <w:lsdException w:uiPriority="99" w:name="Table List 7"/>
+    <w:lsdException w:uiPriority="99" w:name="Table List 8"/>
+    <w:lsdException w:uiPriority="99" w:name="Table 3D effects 1"/>
+    <w:lsdException w:uiPriority="99" w:name="Table 3D effects 2"/>
+    <w:lsdException w:uiPriority="99" w:name="Table 3D effects 3"/>
+    <w:lsdException w:uiPriority="99" w:name="Table Contemporary"/>
+    <w:lsdException w:uiPriority="99" w:name="Table Elegant"/>
+    <w:lsdException w:uiPriority="99" w:name="Table Professional"/>
+    <w:lsdException w:uiPriority="99" w:name="Table Subtle 1"/>
+    <w:lsdException w:uiPriority="99" w:name="Table Subtle 2"/>
+    <w:lsdException w:uiPriority="99" w:name="Table Web 1"/>
+    <w:lsdException w:uiPriority="99" w:name="Table Web 2"/>
+    <w:lsdException w:uiPriority="99" w:name="Table Web 3"/>
+    <w:lsdException w:uiPriority="99" w:name="Balloon Text"/>
+    <w:lsdException w:qFormat="1" w:unhideWhenUsed="0" w:uiPriority="39" w:semiHidden="0" w:name="Table Grid"/>
+    <w:lsdException w:uiPriority="99" w:name="Table Theme"/>
+    <w:lsdException w:unhideWhenUsed="0" w:uiPriority="60" w:semiHidden="0" w:name="Light Shading"/>
+    <w:lsdException w:unhideWhenUsed="0" w:uiPriority="61" w:semiHidden="0" w:name="Light List"/>
+    <w:lsdException w:unhideWhenUsed="0" w:uiPriority="62" w:semiHidden="0" w:name="Light Grid"/>
+    <w:lsdException w:unhideWhenUsed="0" w:uiPriority="63" w:semiHidden="0" w:name="Medium Shading 1"/>
+    <w:lsdException w:unhideWhenUsed="0" w:uiPriority="64" w:semiHidden="0" w:name="Medium Shading 2"/>
+    <w:lsdException w:unhideWhenUsed="0" w:uiPriority="65" w:semiHidden="0" w:name="Medium List 1"/>
+    <w:lsdException w:unhideWhenUsed="0" w:uiPriority="66" w:semiHidden="0" w:name="Medium List 2"/>
+    <w:lsdException w:unhideWhenUsed="0" w:uiPriority="67" w:semiHidden="0" w:name="Medium Grid 1"/>
+    <w:lsdException w:unhideWhenUsed="0" w:uiPriority="68" w:semiHidden="0" w:name="Medium Grid 2"/>
+    <w:lsdException w:unhideWhenUsed="0" w:uiPriority="69" w:semiHidden="0" w:name="Medium Grid 3"/>
+    <w:lsdException w:unhideWhenUsed="0" w:uiPriority="70" w:semiHidden="0" w:name="Dark List"/>
+    <w:lsdException w:unhideWhenUsed="0" w:uiPriority="71" w:semiHidden="0" w:name="Colorful Shading"/>
+    <w:lsdException w:unhideWhenUsed="0" w:uiPriority="72" w:semiHidden="0" w:name="Colorful List"/>
+    <w:lsdException w:unhideWhenUsed="0" w:uiPriority="73" w:semiHidden="0" w:name="Colorful Grid"/>
+    <w:lsdException w:unhideWhenUsed="0" w:uiPriority="60" w:semiHidden="0" w:name="Light Shading Accent 1"/>
+    <w:lsdException w:unhideWhenUsed="0" w:uiPriority="61" w:semiHidden="0" w:name="Light List Accent 1"/>
+    <w:lsdException w:unhideWhenUsed="0" w:uiPriority="62" w:semiHidden="0" w:name="Light Grid Accent 1"/>
+    <w:lsdException w:unhideWhenUsed="0" w:uiPriority="63" w:semiHidden="0" w:name="Medium Shading 1 Accent 1"/>
+    <w:lsdException w:unhideWhenUsed="0" w:uiPriority="64" w:semiHidden="0" w:name="Medium Shading 2 Accent 1"/>
+    <w:lsdException w:unhideWhenUsed="0" w:uiPriority="65" w:semiHidden="0" w:name="Medium List 1 Accent 1"/>
+    <w:lsdException w:qFormat="1" w:unhideWhenUsed="0" w:uiPriority="34" w:semiHidden="0" w:name="List Paragraph"/>
+    <w:lsdException w:unhideWhenUsed="0" w:uiPriority="66" w:semiHidden="0" w:name="Medium List 2 Accent 1"/>
+    <w:lsdException w:unhideWhenUsed="0" w:uiPriority="67" w:semiHidden="0" w:name="Medium Grid 1 Accent 1"/>
+    <w:lsdException w:unhideWhenUsed="0" w:uiPriority="68" w:semiHidden="0" w:name="Medium Grid 2 Accent 1"/>
+    <w:lsdException w:unhideWhenUsed="0" w:uiPriority="69" w:semiHidden="0" w:name="Medium Grid 3 Accent 1"/>
+    <w:lsdException w:unhideWhenUsed="0" w:uiPriority="70" w:semiHidden="0" w:name="Dark List Accent 1"/>
+    <w:lsdException w:unhideWhenUsed="0" w:uiPriority="71" w:semiHidden="0" w:name="Colorful Shading Accent 1"/>
+    <w:lsdException w:unhideWhenUsed="0" w:uiPriority="72" w:semiHidden="0" w:name="Colorful List Accent 1"/>
+    <w:lsdException w:unhideWhenUsed="0" w:uiPriority="73" w:semiHidden="0" w:name="Colorful Grid Accent 1"/>
+    <w:lsdException w:unhideWhenUsed="0" w:uiPriority="60" w:semiHidden="0" w:name="Light Shading Accent 2"/>
+    <w:lsdException w:unhideWhenUsed="0" w:uiPriority="61" w:semiHidden="0" w:name="Light List Accent 2"/>
+    <w:lsdException w:unhideWhenUsed="0" w:uiPriority="62" w:semiHidden="0" w:name="Light Grid Accent 2"/>
+    <w:lsdException w:unhideWhenUsed="0" w:uiPriority="63" w:semiHidden="0" w:name="Medium Shading 1 Accent 2"/>
+    <w:lsdException w:unhideWhenUsed="0" w:uiPriority="64" w:semiHidden="0" w:name="Medium Shading 2 Accent 2"/>
+    <w:lsdException w:unhideWhenUsed="0" w:uiPriority="65" w:semiHidden="0" w:name="Medium List 1 Accent 2"/>
+    <w:lsdException w:unhideWhenUsed="0" w:uiPriority="66" w:semiHidden="0" w:name="Medium List 2 Accent 2"/>
+    <w:lsdException w:unhideWhenUsed="0" w:uiPriority="67" w:semiHidden="0" w:name="Medium Grid 1 Accent 2"/>
+    <w:lsdException w:unhideWhenUsed="0" w:uiPriority="68" w:semiHidden="0" w:name="Medium Grid 2 Accent 2"/>
+    <w:lsdException w:unhideWhenUsed="0" w:uiPriority="69" w:semiHidden="0" w:name="Medium Grid 3 Accent 2"/>
+    <w:lsdException w:unhideWhenUsed="0" w:uiPriority="70" w:semiHidden="0" w:name="Dark List Accent 2"/>
+    <w:lsdException w:unhideWhenUsed="0" w:uiPriority="71" w:semiHidden="0" w:name="Colorful Shading Accent 2"/>
+    <w:lsdException w:unhideWhenUsed="0" w:uiPriority="72" w:semiHidden="0" w:name="Colorful List Accent 2"/>
+    <w:lsdException w:unhideWhenUsed="0" w:uiPriority="73" w:semiHidden="0" w:name="Colorful Grid Accent 2"/>
+    <w:lsdException w:unhideWhenUsed="0" w:uiPriority="60" w:semiHidden="0" w:name="Light Shading Accent 3"/>
+    <w:lsdException w:unhideWhenUsed="0" w:uiPriority="61" w:semiHidden="0" w:name="Light List Accent 3"/>
+    <w:lsdException w:unhideWhenUsed="0" w:uiPriority="62" w:semiHidden="0" w:name="Light Grid Accent 3"/>
+    <w:lsdException w:unhideWhenUsed="0" w:uiPriority="63" w:semiHidden="0" w:name="Medium Shading 1 Accent 3"/>
+    <w:lsdException w:unhideWhenUsed="0" w:uiPriority="64" w:semiHidden="0" w:name="Medium Shading 2 Accent 3"/>
+    <w:lsdException w:unhideWhenUsed="0" w:uiPriority="65" w:semiHidden="0" w:name="Medium List 1 Accent 3"/>
+    <w:lsdException w:unhideWhenUsed="0" w:uiPriority="66" w:semiHidden="0" w:name="Medium List 2 Accent 3"/>
+    <w:lsdException w:unhideWhenUsed="0" w:uiPriority="67" w:semiHidden="0" w:name="Medium Grid 1 Accent 3"/>
+    <w:lsdException w:unhideWhenUsed="0" w:uiPriority="68" w:semiHidden="0" w:name="Medium Grid 2 Accent 3"/>
+    <w:lsdException w:unhideWhenUsed="0" w:uiPriority="69" w:semiHidden="0" w:name="Medium Grid 3 Accent 3"/>
+    <w:lsdException w:unhideWhenUsed="0" w:uiPriority="70" w:semiHidden="0" w:name="Dark List Accent 3"/>
+    <w:lsdException w:unhideWhenUsed="0" w:uiPriority="71" w:semiHidden="0" w:name="Colorful Shading Accent 3"/>
+    <w:lsdException w:unhideWhenUsed="0" w:uiPriority="72" w:semiHidden="0" w:name="Colorful List Accent 3"/>
+    <w:lsdException w:unhideWhenUsed="0" w:uiPriority="73" w:semiHidden="0" w:name="Colorful Grid Accent 3"/>
+    <w:lsdException w:unhideWhenUsed="0" w:uiPriority="60" w:semiHidden="0" w:name="Light Shading Accent 4"/>
+    <w:lsdException w:unhideWhenUsed="0" w:uiPriority="61" w:semiHidden="0" w:name="Light List Accent 4"/>
+    <w:lsdException w:unhideWhenUsed="0" w:uiPriority="62" w:semiHidden="0" w:name="Light Grid Accent 4"/>
+    <w:lsdException w:unhideWhenUsed="0" w:uiPriority="63" w:semiHidden="0" w:name="Medium Shading 1 Accent 4"/>
+    <w:lsdException w:unhideWhenUsed="0" w:uiPriority="64" w:semiHidden="0" w:name="Medium Shading 2 Accent 4"/>
+    <w:lsdException w:unhideWhenUsed="0" w:uiPriority="65" w:semiHidden="0" w:name="Medium List 1 Accent 4"/>
+    <w:lsdException w:unhideWhenUsed="0" w:uiPriority="66" w:semiHidden="0" w:name="Medium List 2 Accent 4"/>
+    <w:lsdException w:unhideWhenUsed="0" w:uiPriority="67" w:semiHidden="0" w:name="Medium Grid 1 Accent 4"/>
+    <w:lsdException w:unhideWhenUsed="0" w:uiPriority="68" w:semiHidden="0" w:name="Medium Grid 2 Accent 4"/>
+    <w:lsdException w:unhideWhenUsed="0" w:uiPriority="69" w:semiHidden="0" w:name="Medium Grid 3 Accent 4"/>
+    <w:lsdException w:unhideWhenUsed="0" w:uiPriority="70" w:semiHidden="0" w:name="Dark List Accent 4"/>
+    <w:lsdException w:unhideWhenUsed="0" w:uiPriority="71" w:semiHidden="0" w:name="Colorful Shading Accent 4"/>
+    <w:lsdException w:unhideWhenUsed="0" w:uiPriority="72" w:semiHidden="0" w:name="Colorful List Accent 4"/>
+    <w:lsdException w:unhideWhenUsed="0" w:uiPriority="73" w:semiHidden="0" w:name="Colorful Grid Accent 4"/>
+    <w:lsdException w:unhideWhenUsed="0" w:uiPriority="60" w:semiHidden="0" w:name="Light Shading Accent 5"/>
+    <w:lsdException w:unhideWhenUsed="0" w:uiPriority="61" w:semiHidden="0" w:name="Light List Accent 5"/>
+    <w:lsdException w:unhideWhenUsed="0" w:uiPriority="62" w:semiHidden="0" w:name="Light Grid Accent 5"/>
+    <w:lsdException w:unhideWhenUsed="0" w:uiPriority="63" w:semiHidden="0" w:name="Medium Shading 1 Accent 5"/>
+    <w:lsdException w:unhideWhenUsed="0" w:uiPriority="64" w:semiHidden="0" w:name="Medium Shading 2 Accent 5"/>
+    <w:lsdException w:unhideWhenUsed="0" w:uiPriority="65" w:semiHidden="0" w:name="Medium List 1 Accent 5"/>
+    <w:lsdException w:unhideWhenUsed="0" w:uiPriority="66" w:semiHidden="0" w:name="Medium List 2 Accent 5"/>
+    <w:lsdException w:unhideWhenUsed="0" w:uiPriority="67" w:semiHidden="0" w:name="Medium Grid 1 Accent 5"/>
+    <w:lsdException w:unhideWhenUsed="0" w:uiPriority="68" w:semiHidden="0" w:name="Medium Grid 2 Accent 5"/>
+    <w:lsdException w:unhideWhenUsed="0" w:uiPriority="69" w:semiHidden="0" w:name="Medium Grid 3 Accent 5"/>
+    <w:lsdException w:unhideWhenUsed="0" w:uiPriority="70" w:semiHidden="0" w:name="Dark List Accent 5"/>
+    <w:lsdException w:unhideWhenUsed="0" w:uiPriority="71" w:semiHidden="0" w:name="Colorful Shading Accent 5"/>
+    <w:lsdException w:unhideWhenUsed="0" w:uiPriority="72" w:semiHidden="0" w:name="Colorful List Accent 5"/>
+    <w:lsdException w:unhideWhenUsed="0" w:uiPriority="73" w:semiHidden="0" w:name="Colorful Grid Accent 5"/>
+    <w:lsdException w:unhideWhenUsed="0" w:uiPriority="60" w:semiHidden="0" w:name="Light Shading Accent 6"/>
+    <w:lsdException w:unhideWhenUsed="0" w:uiPriority="61" w:semiHidden="0" w:name="Light List Accent 6"/>
+    <w:lsdException w:unhideWhenUsed="0" w:uiPriority="62" w:semiHidden="0" w:name="Light Grid Accent 6"/>
+    <w:lsdException w:unhideWhenUsed="0" w:uiPriority="63" w:semiHidden="0" w:name="Medium Shading 1 Accent 6"/>
+    <w:lsdException w:unhideWhenUsed="0" w:uiPriority="64" w:semiHidden="0" w:name="Medium Shading 2 Accent 6"/>
+    <w:lsdException w:unhideWhenUsed="0" w:uiPriority="65" w:semiHidden="0" w:name="Medium List 1 Accent 6"/>
+    <w:lsdException w:unhideWhenUsed="0" w:uiPriority="66" w:semiHidden="0" w:name="Medium List 2 Accent 6"/>
+    <w:lsdException w:unhideWhenUsed="0" w:uiPriority="67" w:semiHidden="0" w:name="Medium Grid 1 Accent 6"/>
+    <w:lsdException w:unhideWhenUsed="0" w:uiPriority="68" w:semiHidden="0" w:name="Medium Grid 2 Accent 6"/>
+    <w:lsdException w:unhideWhenUsed="0" w:uiPriority="69" w:semiHidden="0" w:name="Medium Grid 3 Accent 6"/>
+    <w:lsdException w:unhideWhenUsed="0" w:uiPriority="70" w:semiHidden="0" w:name="Dark List Accent 6"/>
+    <w:lsdException w:unhideWhenUsed="0" w:uiPriority="71" w:semiHidden="0" w:name="Colorful Shading Accent 6"/>
+    <w:lsdException w:unhideWhenUsed="0" w:uiPriority="72" w:semiHidden="0" w:name="Colorful List Accent 6"/>
+    <w:lsdException w:unhideWhenUsed="0" w:uiPriority="73" w:semiHidden="0" w:name="Colorful Grid Accent 6"/>
   </w:latentStyles>
-  <w:style w:type="paragraph" w:default="1" w:styleId="Normal">
+  <w:style w:type="paragraph" w:default="1" w:styleId="1">
     <w:name w:val="Normal"/>
     <w:qFormat/>
-    <w:rsid w:val="003C1349"/>
+    <w:uiPriority w:val="0"/>
+    <w:pPr>
+      <w:spacing w:after="160" w:line="259" w:lineRule="auto"/>
+    </w:pPr>
+    <w:rPr>
+      <w:rFonts w:ascii="Calibri" w:hAnsi="Calibri" w:eastAsia="Calibri" w:cs="Calibri"/>
+      <w:sz w:val="22"/>
+      <w:szCs w:val="22"/>
+      <w:lang w:val="en-IN" w:eastAsia="en-IN" w:bidi="ar-SA"/>
+    </w:rPr>
   </w:style>
-  <w:style w:type="paragraph" w:styleId="Heading1">
+  <w:style w:type="paragraph" w:styleId="2">
     <w:name w:val="heading 1"/>
-    <w:basedOn w:val="Normal"/>
-    <w:next w:val="Normal"/>
-    <w:rsid w:val="003C1349"/>
+    <w:basedOn w:val="1"/>
+    <w:next w:val="1"/>
+    <w:qFormat/>
+    <w:uiPriority w:val="0"/>
     <w:pPr>
       <w:keepNext/>
       <w:keepLines/>
@@ -2039,11 +2494,12 @@
       <w:szCs w:val="48"/>
     </w:rPr>
   </w:style>
-  <w:style w:type="paragraph" w:styleId="Heading2">
+  <w:style w:type="paragraph" w:styleId="3">
     <w:name w:val="heading 2"/>
-    <w:basedOn w:val="Normal"/>
-    <w:next w:val="Normal"/>
-    <w:rsid w:val="003C1349"/>
+    <w:basedOn w:val="1"/>
+    <w:next w:val="1"/>
+    <w:qFormat/>
+    <w:uiPriority w:val="0"/>
     <w:pPr>
       <w:keepNext/>
       <w:keepLines/>
@@ -2056,11 +2512,12 @@
       <w:szCs w:val="36"/>
     </w:rPr>
   </w:style>
-  <w:style w:type="paragraph" w:styleId="Heading3">
+  <w:style w:type="paragraph" w:styleId="4">
     <w:name w:val="heading 3"/>
-    <w:basedOn w:val="Normal"/>
-    <w:next w:val="Normal"/>
-    <w:rsid w:val="003C1349"/>
+    <w:basedOn w:val="1"/>
+    <w:next w:val="1"/>
+    <w:qFormat/>
+    <w:uiPriority w:val="0"/>
     <w:pPr>
       <w:keepNext/>
       <w:keepLines/>
@@ -2073,11 +2530,12 @@
       <w:szCs w:val="28"/>
     </w:rPr>
   </w:style>
-  <w:style w:type="paragraph" w:styleId="Heading4">
+  <w:style w:type="paragraph" w:styleId="5">
     <w:name w:val="heading 4"/>
-    <w:basedOn w:val="Normal"/>
-    <w:next w:val="Normal"/>
-    <w:rsid w:val="003C1349"/>
+    <w:basedOn w:val="1"/>
+    <w:next w:val="1"/>
+    <w:qFormat/>
+    <w:uiPriority w:val="0"/>
     <w:pPr>
       <w:keepNext/>
       <w:keepLines/>
@@ -2090,11 +2548,12 @@
       <w:szCs w:val="24"/>
     </w:rPr>
   </w:style>
-  <w:style w:type="paragraph" w:styleId="Heading5">
+  <w:style w:type="paragraph" w:styleId="6">
     <w:name w:val="heading 5"/>
-    <w:basedOn w:val="Normal"/>
-    <w:next w:val="Normal"/>
-    <w:rsid w:val="003C1349"/>
+    <w:basedOn w:val="1"/>
+    <w:next w:val="1"/>
+    <w:qFormat/>
+    <w:uiPriority w:val="0"/>
     <w:pPr>
       <w:keepNext/>
       <w:keepLines/>
@@ -2105,11 +2564,12 @@
       <w:b/>
     </w:rPr>
   </w:style>
-  <w:style w:type="paragraph" w:styleId="Heading6">
+  <w:style w:type="paragraph" w:styleId="7">
     <w:name w:val="heading 6"/>
-    <w:basedOn w:val="Normal"/>
-    <w:next w:val="Normal"/>
-    <w:rsid w:val="003C1349"/>
+    <w:basedOn w:val="1"/>
+    <w:next w:val="1"/>
+    <w:qFormat/>
+    <w:uiPriority w:val="0"/>
     <w:pPr>
       <w:keepNext/>
       <w:keepLines/>
@@ -2122,20 +2582,20 @@
       <w:szCs w:val="20"/>
     </w:rPr>
   </w:style>
-  <w:style w:type="character" w:default="1" w:styleId="DefaultParagraphFont">
+  <w:style w:type="character" w:default="1" w:styleId="8">
     <w:name w:val="Default Paragraph Font"/>
-    <w:uiPriority w:val="1"/>
-    <w:semiHidden/>
-    <w:unhideWhenUsed/>
-  </w:style>
-  <w:style w:type="table" w:default="1" w:styleId="TableNormal">
-    <w:name w:val="Normal Table"/>
-    <w:uiPriority w:val="99"/>
     <w:semiHidden/>
     <w:unhideWhenUsed/>
     <w:qFormat/>
+    <w:uiPriority w:val="1"/>
+  </w:style>
+  <w:style w:type="table" w:default="1" w:styleId="9">
+    <w:name w:val="Normal Table"/>
+    <w:semiHidden/>
+    <w:unhideWhenUsed/>
+    <w:qFormat/>
+    <w:uiPriority w:val="99"/>
     <w:tblPr>
-      <w:tblInd w:w="0" w:type="dxa"/>
       <w:tblCellMar>
         <w:top w:w="0" w:type="dxa"/>
         <w:left w:w="108" w:type="dxa"/>
@@ -2144,17 +2604,67 @@
       </w:tblCellMar>
     </w:tblPr>
   </w:style>
-  <w:style w:type="numbering" w:default="1" w:styleId="NoList">
-    <w:name w:val="No List"/>
+  <w:style w:type="character" w:styleId="10">
+    <w:name w:val="Hyperlink"/>
+    <w:basedOn w:val="8"/>
+    <w:unhideWhenUsed/>
+    <w:qFormat/>
     <w:uiPriority w:val="99"/>
-    <w:semiHidden/>
-    <w:unhideWhenUsed/>
+    <w:rPr>
+      <w:color w:val="0563C1" w:themeColor="hyperlink"/>
+      <w:u w:val="single"/>
+    </w:rPr>
   </w:style>
-  <w:style w:type="paragraph" w:styleId="Title">
+  <w:style w:type="paragraph" w:styleId="11">
+    <w:name w:val="Subtitle"/>
+    <w:basedOn w:val="1"/>
+    <w:next w:val="1"/>
+    <w:qFormat/>
+    <w:uiPriority w:val="0"/>
+    <w:pPr>
+      <w:keepNext/>
+      <w:keepLines/>
+      <w:spacing w:before="360" w:after="80"/>
+    </w:pPr>
+    <w:rPr>
+      <w:rFonts w:ascii="Georgia" w:hAnsi="Georgia" w:eastAsia="Georgia" w:cs="Georgia"/>
+      <w:i/>
+      <w:color w:val="666666"/>
+      <w:sz w:val="48"/>
+      <w:szCs w:val="48"/>
+    </w:rPr>
+  </w:style>
+  <w:style w:type="table" w:styleId="12">
+    <w:name w:val="Table Grid"/>
+    <w:basedOn w:val="9"/>
+    <w:qFormat/>
+    <w:uiPriority w:val="39"/>
+    <w:pPr>
+      <w:spacing w:after="0" w:line="240" w:lineRule="auto"/>
+    </w:pPr>
+    <w:tblPr>
+      <w:tblBorders>
+        <w:top w:val="single" w:color="auto" w:sz="4" w:space="0"/>
+        <w:left w:val="single" w:color="auto" w:sz="4" w:space="0"/>
+        <w:bottom w:val="single" w:color="auto" w:sz="4" w:space="0"/>
+        <w:right w:val="single" w:color="auto" w:sz="4" w:space="0"/>
+        <w:insideH w:val="single" w:color="auto" w:sz="4" w:space="0"/>
+        <w:insideV w:val="single" w:color="auto" w:sz="4" w:space="0"/>
+      </w:tblBorders>
+      <w:tblCellMar>
+        <w:top w:w="0" w:type="dxa"/>
+        <w:left w:w="108" w:type="dxa"/>
+        <w:bottom w:w="0" w:type="dxa"/>
+        <w:right w:w="108" w:type="dxa"/>
+      </w:tblCellMar>
+    </w:tblPr>
+  </w:style>
+  <w:style w:type="paragraph" w:styleId="13">
     <w:name w:val="Title"/>
-    <w:basedOn w:val="Normal"/>
-    <w:next w:val="Normal"/>
-    <w:rsid w:val="003C1349"/>
+    <w:basedOn w:val="1"/>
+    <w:next w:val="1"/>
+    <w:qFormat/>
+    <w:uiPriority w:val="0"/>
     <w:pPr>
       <w:keepNext/>
       <w:keepLines/>
@@ -2166,24 +2676,37 @@
       <w:szCs w:val="72"/>
     </w:rPr>
   </w:style>
-  <w:style w:type="table" w:styleId="TableGrid">
-    <w:name w:val="Table Grid"/>
-    <w:basedOn w:val="TableNormal"/>
-    <w:uiPriority w:val="39"/>
-    <w:rsid w:val="005B2106"/>
+  <w:style w:type="character" w:customStyle="1" w:styleId="14">
+    <w:name w:val="Unresolved Mention"/>
+    <w:basedOn w:val="8"/>
+    <w:semiHidden/>
+    <w:unhideWhenUsed/>
+    <w:qFormat/>
+    <w:uiPriority w:val="99"/>
+    <w:rPr>
+      <w:color w:val="605E5C"/>
+      <w:shd w:val="clear" w:color="auto" w:fill="E1DFDD"/>
+    </w:rPr>
+  </w:style>
+  <w:style w:type="paragraph" w:styleId="15">
+    <w:name w:val="List Paragraph"/>
+    <w:basedOn w:val="1"/>
+    <w:qFormat/>
+    <w:uiPriority w:val="34"/>
+    <w:pPr>
+      <w:ind w:left="720"/>
+      <w:contextualSpacing/>
+    </w:pPr>
+  </w:style>
+  <w:style w:type="table" w:customStyle="1" w:styleId="16">
+    <w:name w:val="_Style 15"/>
+    <w:basedOn w:val="9"/>
+    <w:qFormat/>
+    <w:uiPriority w:val="0"/>
     <w:pPr>
       <w:spacing w:after="0" w:line="240" w:lineRule="auto"/>
     </w:pPr>
     <w:tblPr>
-      <w:tblInd w:w="0" w:type="dxa"/>
-      <w:tblBorders>
-        <w:top w:val="single" w:sz="4" w:space="0" w:color="auto"/>
-        <w:left w:val="single" w:sz="4" w:space="0" w:color="auto"/>
-        <w:bottom w:val="single" w:sz="4" w:space="0" w:color="auto"/>
-        <w:right w:val="single" w:sz="4" w:space="0" w:color="auto"/>
-        <w:insideH w:val="single" w:sz="4" w:space="0" w:color="auto"/>
-        <w:insideV w:val="single" w:sz="4" w:space="0" w:color="auto"/>
-      </w:tblBorders>
       <w:tblCellMar>
         <w:top w:w="0" w:type="dxa"/>
         <w:left w:w="108" w:type="dxa"/>
@@ -2192,68 +2715,15 @@
       </w:tblCellMar>
     </w:tblPr>
   </w:style>
-  <w:style w:type="character" w:styleId="Hyperlink">
-    <w:name w:val="Hyperlink"/>
-    <w:basedOn w:val="DefaultParagraphFont"/>
-    <w:uiPriority w:val="99"/>
-    <w:unhideWhenUsed/>
-    <w:rsid w:val="003C4A8E"/>
-    <w:rPr>
-      <w:color w:val="0563C1" w:themeColor="hyperlink"/>
-      <w:u w:val="single"/>
-    </w:rPr>
-  </w:style>
-  <w:style w:type="character" w:customStyle="1" w:styleId="UnresolvedMention">
-    <w:name w:val="Unresolved Mention"/>
-    <w:basedOn w:val="DefaultParagraphFont"/>
-    <w:uiPriority w:val="99"/>
-    <w:semiHidden/>
-    <w:unhideWhenUsed/>
-    <w:rsid w:val="003C4A8E"/>
-    <w:rPr>
-      <w:color w:val="605E5C"/>
-      <w:shd w:val="clear" w:color="auto" w:fill="E1DFDD"/>
-    </w:rPr>
-  </w:style>
-  <w:style w:type="paragraph" w:styleId="ListParagraph">
-    <w:name w:val="List Paragraph"/>
-    <w:basedOn w:val="Normal"/>
-    <w:uiPriority w:val="34"/>
+  <w:style w:type="table" w:customStyle="1" w:styleId="17">
+    <w:name w:val="_Style 16"/>
+    <w:basedOn w:val="9"/>
     <w:qFormat/>
-    <w:rsid w:val="00AB20AC"/>
-    <w:pPr>
-      <w:ind w:left="720"/>
-      <w:contextualSpacing/>
-    </w:pPr>
-  </w:style>
-  <w:style w:type="paragraph" w:styleId="Subtitle">
-    <w:name w:val="Subtitle"/>
-    <w:basedOn w:val="Normal"/>
-    <w:next w:val="Normal"/>
-    <w:rsid w:val="003C1349"/>
-    <w:pPr>
-      <w:keepNext/>
-      <w:keepLines/>
-      <w:spacing w:before="360" w:after="80"/>
-    </w:pPr>
-    <w:rPr>
-      <w:rFonts w:ascii="Georgia" w:eastAsia="Georgia" w:hAnsi="Georgia" w:cs="Georgia"/>
-      <w:i/>
-      <w:color w:val="666666"/>
-      <w:sz w:val="48"/>
-      <w:szCs w:val="48"/>
-    </w:rPr>
-  </w:style>
-  <w:style w:type="table" w:customStyle="1" w:styleId="a">
-    <w:basedOn w:val="TableNormal"/>
-    <w:rsid w:val="003C1349"/>
+    <w:uiPriority w:val="0"/>
     <w:pPr>
       <w:spacing w:after="0" w:line="240" w:lineRule="auto"/>
     </w:pPr>
     <w:tblPr>
-      <w:tblStyleRowBandSize w:val="1"/>
-      <w:tblStyleColBandSize w:val="1"/>
-      <w:tblInd w:w="0" w:type="dxa"/>
       <w:tblCellMar>
         <w:top w:w="0" w:type="dxa"/>
         <w:left w:w="108" w:type="dxa"/>
@@ -2262,461 +2732,15 @@
       </w:tblCellMar>
     </w:tblPr>
   </w:style>
-  <w:style w:type="table" w:customStyle="1" w:styleId="a0">
-    <w:basedOn w:val="TableNormal"/>
-    <w:rsid w:val="003C1349"/>
+  <w:style w:type="table" w:customStyle="1" w:styleId="18">
+    <w:name w:val="_Style 17"/>
+    <w:basedOn w:val="9"/>
+    <w:qFormat/>
+    <w:uiPriority w:val="0"/>
     <w:pPr>
       <w:spacing w:after="0" w:line="240" w:lineRule="auto"/>
     </w:pPr>
     <w:tblPr>
-      <w:tblStyleRowBandSize w:val="1"/>
-      <w:tblStyleColBandSize w:val="1"/>
-      <w:tblInd w:w="0" w:type="dxa"/>
-      <w:tblCellMar>
-        <w:top w:w="0" w:type="dxa"/>
-        <w:left w:w="108" w:type="dxa"/>
-        <w:bottom w:w="0" w:type="dxa"/>
-        <w:right w:w="108" w:type="dxa"/>
-      </w:tblCellMar>
-    </w:tblPr>
-  </w:style>
-  <w:style w:type="table" w:customStyle="1" w:styleId="a1">
-    <w:basedOn w:val="TableNormal"/>
-    <w:rsid w:val="003C1349"/>
-    <w:pPr>
-      <w:spacing w:after="0" w:line="240" w:lineRule="auto"/>
-    </w:pPr>
-    <w:tblPr>
-      <w:tblStyleRowBandSize w:val="1"/>
-      <w:tblStyleColBandSize w:val="1"/>
-      <w:tblInd w:w="0" w:type="dxa"/>
-      <w:tblCellMar>
-        <w:top w:w="0" w:type="dxa"/>
-        <w:left w:w="108" w:type="dxa"/>
-        <w:bottom w:w="0" w:type="dxa"/>
-        <w:right w:w="108" w:type="dxa"/>
-      </w:tblCellMar>
-    </w:tblPr>
-  </w:style>
-</w:styles>
-</file>
-
-<file path=word/stylesWithEffects.xml><?xml version="1.0" encoding="utf-8"?>
-<w:styles xmlns:wpc="http://schemas.microsoft.com/office/word/2010/wordprocessingCanvas" xmlns:mc="http://schemas.openxmlformats.org/markup-compatibility/2006" xmlns:o="urn:schemas-microsoft-com:office:office" xmlns:r="http://schemas.openxmlformats.org/officeDocument/2006/relationships" xmlns:m="http://schemas.openxmlformats.org/officeDocument/2006/math" xmlns:v="urn:schemas-microsoft-com:vml" xmlns:wp14="http://schemas.microsoft.com/office/word/2010/wordprocessingDrawing" xmlns:wp="http://schemas.openxmlformats.org/drawingml/2006/wordprocessingDrawing" xmlns:w10="urn:schemas-microsoft-com:office:word" xmlns:w="http://schemas.openxmlformats.org/wordprocessingml/2006/main" xmlns:w14="http://schemas.microsoft.com/office/word/2010/wordml" xmlns:wpg="http://schemas.microsoft.com/office/word/2010/wordprocessingGroup" xmlns:wpi="http://schemas.microsoft.com/office/word/2010/wordprocessingInk" xmlns:wne="http://schemas.microsoft.com/office/word/2006/wordml" xmlns:wps="http://schemas.microsoft.com/office/word/2010/wordprocessingShape" mc:Ignorable="w14 wp14">
-  <w:docDefaults>
-    <w:rPrDefault>
-      <w:rPr>
-        <w:rFonts w:ascii="Calibri" w:eastAsia="Calibri" w:hAnsi="Calibri" w:cs="Calibri"/>
-        <w:sz w:val="22"/>
-        <w:szCs w:val="22"/>
-        <w:lang w:val="en-IN" w:eastAsia="en-IN" w:bidi="ar-SA"/>
-      </w:rPr>
-    </w:rPrDefault>
-    <w:pPrDefault>
-      <w:pPr>
-        <w:spacing w:after="160" w:line="259" w:lineRule="auto"/>
-      </w:pPr>
-    </w:pPrDefault>
-  </w:docDefaults>
-  <w:latentStyles w:defLockedState="0" w:defUIPriority="99" w:defSemiHidden="1" w:defUnhideWhenUsed="1" w:defQFormat="0" w:count="267">
-    <w:lsdException w:name="Normal" w:semiHidden="0" w:uiPriority="0" w:unhideWhenUsed="0" w:qFormat="1"/>
-    <w:lsdException w:name="heading 1" w:semiHidden="0" w:uiPriority="9" w:unhideWhenUsed="0" w:qFormat="1"/>
-    <w:lsdException w:name="heading 2" w:uiPriority="9" w:qFormat="1"/>
-    <w:lsdException w:name="heading 3" w:uiPriority="9" w:qFormat="1"/>
-    <w:lsdException w:name="heading 4" w:uiPriority="9" w:qFormat="1"/>
-    <w:lsdException w:name="heading 5" w:uiPriority="9" w:qFormat="1"/>
-    <w:lsdException w:name="heading 6" w:uiPriority="9" w:qFormat="1"/>
-    <w:lsdException w:name="heading 7" w:uiPriority="9" w:qFormat="1"/>
-    <w:lsdException w:name="heading 8" w:uiPriority="9" w:qFormat="1"/>
-    <w:lsdException w:name="heading 9" w:uiPriority="9" w:qFormat="1"/>
-    <w:lsdException w:name="toc 1" w:uiPriority="39"/>
-    <w:lsdException w:name="toc 2" w:uiPriority="39"/>
-    <w:lsdException w:name="toc 3" w:uiPriority="39"/>
-    <w:lsdException w:name="toc 4" w:uiPriority="39"/>
-    <w:lsdException w:name="toc 5" w:uiPriority="39"/>
-    <w:lsdException w:name="toc 6" w:uiPriority="39"/>
-    <w:lsdException w:name="toc 7" w:uiPriority="39"/>
-    <w:lsdException w:name="toc 8" w:uiPriority="39"/>
-    <w:lsdException w:name="toc 9" w:uiPriority="39"/>
-    <w:lsdException w:name="caption" w:uiPriority="35" w:qFormat="1"/>
-    <w:lsdException w:name="Title" w:semiHidden="0" w:uiPriority="10" w:unhideWhenUsed="0" w:qFormat="1"/>
-    <w:lsdException w:name="Default Paragraph Font" w:uiPriority="1"/>
-    <w:lsdException w:name="Subtitle" w:semiHidden="0" w:uiPriority="11" w:unhideWhenUsed="0" w:qFormat="1"/>
-    <w:lsdException w:name="Strong" w:semiHidden="0" w:uiPriority="22" w:unhideWhenUsed="0" w:qFormat="1"/>
-    <w:lsdException w:name="Emphasis" w:semiHidden="0" w:uiPriority="20" w:unhideWhenUsed="0" w:qFormat="1"/>
-    <w:lsdException w:name="Table Grid" w:semiHidden="0" w:uiPriority="59" w:unhideWhenUsed="0"/>
-    <w:lsdException w:name="Placeholder Text" w:unhideWhenUsed="0"/>
-    <w:lsdException w:name="No Spacing" w:semiHidden="0" w:uiPriority="1" w:unhideWhenUsed="0" w:qFormat="1"/>
-    <w:lsdException w:name="Light Shading" w:semiHidden="0" w:uiPriority="60" w:unhideWhenUsed="0"/>
-    <w:lsdException w:name="Light List" w:semiHidden="0" w:uiPriority="61" w:unhideWhenUsed="0"/>
-    <w:lsdException w:name="Light Grid" w:semiHidden="0" w:uiPriority="62" w:unhideWhenUsed="0"/>
-    <w:lsdException w:name="Medium Shading 1" w:semiHidden="0" w:uiPriority="63" w:unhideWhenUsed="0"/>
-    <w:lsdException w:name="Medium Shading 2" w:semiHidden="0" w:uiPriority="64" w:unhideWhenUsed="0"/>
-    <w:lsdException w:name="Medium List 1" w:semiHidden="0" w:uiPriority="65" w:unhideWhenUsed="0"/>
-    <w:lsdException w:name="Medium List 2" w:semiHidden="0" w:uiPriority="66" w:unhideWhenUsed="0"/>
-    <w:lsdException w:name="Medium Grid 1" w:semiHidden="0" w:uiPriority="67" w:unhideWhenUsed="0"/>
-    <w:lsdException w:name="Medium Grid 2" w:semiHidden="0" w:uiPriority="68" w:unhideWhenUsed="0"/>
-    <w:lsdException w:name="Medium Grid 3" w:semiHidden="0" w:uiPriority="69" w:unhideWhenUsed="0"/>
-    <w:lsdException w:name="Dark List" w:semiHidden="0" w:uiPriority="70" w:unhideWhenUsed="0"/>
-    <w:lsdException w:name="Colorful Shading" w:semiHidden="0" w:uiPriority="71" w:unhideWhenUsed="0"/>
-    <w:lsdException w:name="Colorful List" w:semiHidden="0" w:uiPriority="72" w:unhideWhenUsed="0"/>
-    <w:lsdException w:name="Colorful Grid" w:semiHidden="0" w:uiPriority="73" w:unhideWhenUsed="0"/>
-    <w:lsdException w:name="Light Shading Accent 1" w:semiHidden="0" w:uiPriority="60" w:unhideWhenUsed="0"/>
-    <w:lsdException w:name="Light List Accent 1" w:semiHidden="0" w:uiPriority="61" w:unhideWhenUsed="0"/>
-    <w:lsdException w:name="Light Grid Accent 1" w:semiHidden="0" w:uiPriority="62" w:unhideWhenUsed="0"/>
-    <w:lsdException w:name="Medium Shading 1 Accent 1" w:semiHidden="0" w:uiPriority="63" w:unhideWhenUsed="0"/>
-    <w:lsdException w:name="Medium Shading 2 Accent 1" w:semiHidden="0" w:uiPriority="64" w:unhideWhenUsed="0"/>
-    <w:lsdException w:name="Medium List 1 Accent 1" w:semiHidden="0" w:uiPriority="65" w:unhideWhenUsed="0"/>
-    <w:lsdException w:name="Revision" w:unhideWhenUsed="0"/>
-    <w:lsdException w:name="List Paragraph" w:semiHidden="0" w:uiPriority="34" w:unhideWhenUsed="0" w:qFormat="1"/>
-    <w:lsdException w:name="Quote" w:semiHidden="0" w:uiPriority="29" w:unhideWhenUsed="0" w:qFormat="1"/>
-    <w:lsdException w:name="Intense Quote" w:semiHidden="0" w:uiPriority="30" w:unhideWhenUsed="0" w:qFormat="1"/>
-    <w:lsdException w:name="Medium List 2 Accent 1" w:semiHidden="0" w:uiPriority="66" w:unhideWhenUsed="0"/>
-    <w:lsdException w:name="Medium Grid 1 Accent 1" w:semiHidden="0" w:uiPriority="67" w:unhideWhenUsed="0"/>
-    <w:lsdException w:name="Medium Grid 2 Accent 1" w:semiHidden="0" w:uiPriority="68" w:unhideWhenUsed="0"/>
-    <w:lsdException w:name="Medium Grid 3 Accent 1" w:semiHidden="0" w:uiPriority="69" w:unhideWhenUsed="0"/>
-    <w:lsdException w:name="Dark List Accent 1" w:semiHidden="0" w:uiPriority="70" w:unhideWhenUsed="0"/>
-    <w:lsdException w:name="Colorful Shading Accent 1" w:semiHidden="0" w:uiPriority="71" w:unhideWhenUsed="0"/>
-    <w:lsdException w:name="Colorful List Accent 1" w:semiHidden="0" w:uiPriority="72" w:unhideWhenUsed="0"/>
-    <w:lsdException w:name="Colorful Grid Accent 1" w:semiHidden="0" w:uiPriority="73" w:unhideWhenUsed="0"/>
-    <w:lsdException w:name="Light Shading Accent 2" w:semiHidden="0" w:uiPriority="60" w:unhideWhenUsed="0"/>
-    <w:lsdException w:name="Light List Accent 2" w:semiHidden="0" w:uiPriority="61" w:unhideWhenUsed="0"/>
-    <w:lsdException w:name="Light Grid Accent 2" w:semiHidden="0" w:uiPriority="62" w:unhideWhenUsed="0"/>
-    <w:lsdException w:name="Medium Shading 1 Accent 2" w:semiHidden="0" w:uiPriority="63" w:unhideWhenUsed="0"/>
-    <w:lsdException w:name="Medium Shading 2 Accent 2" w:semiHidden="0" w:uiPriority="64" w:unhideWhenUsed="0"/>
-    <w:lsdException w:name="Medium List 1 Accent 2" w:semiHidden="0" w:uiPriority="65" w:unhideWhenUsed="0"/>
-    <w:lsdException w:name="Medium List 2 Accent 2" w:semiHidden="0" w:uiPriority="66" w:unhideWhenUsed="0"/>
-    <w:lsdException w:name="Medium Grid 1 Accent 2" w:semiHidden="0" w:uiPriority="67" w:unhideWhenUsed="0"/>
-    <w:lsdException w:name="Medium Grid 2 Accent 2" w:semiHidden="0" w:uiPriority="68" w:unhideWhenUsed="0"/>
-    <w:lsdException w:name="Medium Grid 3 Accent 2" w:semiHidden="0" w:uiPriority="69" w:unhideWhenUsed="0"/>
-    <w:lsdException w:name="Dark List Accent 2" w:semiHidden="0" w:uiPriority="70" w:unhideWhenUsed="0"/>
-    <w:lsdException w:name="Colorful Shading Accent 2" w:semiHidden="0" w:uiPriority="71" w:unhideWhenUsed="0"/>
-    <w:lsdException w:name="Colorful List Accent 2" w:semiHidden="0" w:uiPriority="72" w:unhideWhenUsed="0"/>
-    <w:lsdException w:name="Colorful Grid Accent 2" w:semiHidden="0" w:uiPriority="73" w:unhideWhenUsed="0"/>
-    <w:lsdException w:name="Light Shading Accent 3" w:semiHidden="0" w:uiPriority="60" w:unhideWhenUsed="0"/>
-    <w:lsdException w:name="Light List Accent 3" w:semiHidden="0" w:uiPriority="61" w:unhideWhenUsed="0"/>
-    <w:lsdException w:name="Light Grid Accent 3" w:semiHidden="0" w:uiPriority="62" w:unhideWhenUsed="0"/>
-    <w:lsdException w:name="Medium Shading 1 Accent 3" w:semiHidden="0" w:uiPriority="63" w:unhideWhenUsed="0"/>
-    <w:lsdException w:name="Medium Shading 2 Accent 3" w:semiHidden="0" w:uiPriority="64" w:unhideWhenUsed="0"/>
-    <w:lsdException w:name="Medium List 1 Accent 3" w:semiHidden="0" w:uiPriority="65" w:unhideWhenUsed="0"/>
-    <w:lsdException w:name="Medium List 2 Accent 3" w:semiHidden="0" w:uiPriority="66" w:unhideWhenUsed="0"/>
-    <w:lsdException w:name="Medium Grid 1 Accent 3" w:semiHidden="0" w:uiPriority="67" w:unhideWhenUsed="0"/>
-    <w:lsdException w:name="Medium Grid 2 Accent 3" w:semiHidden="0" w:uiPriority="68" w:unhideWhenUsed="0"/>
-    <w:lsdException w:name="Medium Grid 3 Accent 3" w:semiHidden="0" w:uiPriority="69" w:unhideWhenUsed="0"/>
-    <w:lsdException w:name="Dark List Accent 3" w:semiHidden="0" w:uiPriority="70" w:unhideWhenUsed="0"/>
-    <w:lsdException w:name="Colorful Shading Accent 3" w:semiHidden="0" w:uiPriority="71" w:unhideWhenUsed="0"/>
-    <w:lsdException w:name="Colorful List Accent 3" w:semiHidden="0" w:uiPriority="72" w:unhideWhenUsed="0"/>
-    <w:lsdException w:name="Colorful Grid Accent 3" w:semiHidden="0" w:uiPriority="73" w:unhideWhenUsed="0"/>
-    <w:lsdException w:name="Light Shading Accent 4" w:semiHidden="0" w:uiPriority="60" w:unhideWhenUsed="0"/>
-    <w:lsdException w:name="Light List Accent 4" w:semiHidden="0" w:uiPriority="61" w:unhideWhenUsed="0"/>
-    <w:lsdException w:name="Light Grid Accent 4" w:semiHidden="0" w:uiPriority="62" w:unhideWhenUsed="0"/>
-    <w:lsdException w:name="Medium Shading 1 Accent 4" w:semiHidden="0" w:uiPriority="63" w:unhideWhenUsed="0"/>
-    <w:lsdException w:name="Medium Shading 2 Accent 4" w:semiHidden="0" w:uiPriority="64" w:unhideWhenUsed="0"/>
-    <w:lsdException w:name="Medium List 1 Accent 4" w:semiHidden="0" w:uiPriority="65" w:unhideWhenUsed="0"/>
-    <w:lsdException w:name="Medium List 2 Accent 4" w:semiHidden="0" w:uiPriority="66" w:unhideWhenUsed="0"/>
-    <w:lsdException w:name="Medium Grid 1 Accent 4" w:semiHidden="0" w:uiPriority="67" w:unhideWhenUsed="0"/>
-    <w:lsdException w:name="Medium Grid 2 Accent 4" w:semiHidden="0" w:uiPriority="68" w:unhideWhenUsed="0"/>
-    <w:lsdException w:name="Medium Grid 3 Accent 4" w:semiHidden="0" w:uiPriority="69" w:unhideWhenUsed="0"/>
-    <w:lsdException w:name="Dark List Accent 4" w:semiHidden="0" w:uiPriority="70" w:unhideWhenUsed="0"/>
-    <w:lsdException w:name="Colorful Shading Accent 4" w:semiHidden="0" w:uiPriority="71" w:unhideWhenUsed="0"/>
-    <w:lsdException w:name="Colorful List Accent 4" w:semiHidden="0" w:uiPriority="72" w:unhideWhenUsed="0"/>
-    <w:lsdException w:name="Colorful Grid Accent 4" w:semiHidden="0" w:uiPriority="73" w:unhideWhenUsed="0"/>
-    <w:lsdException w:name="Light Shading Accent 5" w:semiHidden="0" w:uiPriority="60" w:unhideWhenUsed="0"/>
-    <w:lsdException w:name="Light List Accent 5" w:semiHidden="0" w:uiPriority="61" w:unhideWhenUsed="0"/>
-    <w:lsdException w:name="Light Grid Accent 5" w:semiHidden="0" w:uiPriority="62" w:unhideWhenUsed="0"/>
-    <w:lsdException w:name="Medium Shading 1 Accent 5" w:semiHidden="0" w:uiPriority="63" w:unhideWhenUsed="0"/>
-    <w:lsdException w:name="Medium Shading 2 Accent 5" w:semiHidden="0" w:uiPriority="64" w:unhideWhenUsed="0"/>
-    <w:lsdException w:name="Medium List 1 Accent 5" w:semiHidden="0" w:uiPriority="65" w:unhideWhenUsed="0"/>
-    <w:lsdException w:name="Medium List 2 Accent 5" w:semiHidden="0" w:uiPriority="66" w:unhideWhenUsed="0"/>
-    <w:lsdException w:name="Medium Grid 1 Accent 5" w:semiHidden="0" w:uiPriority="67" w:unhideWhenUsed="0"/>
-    <w:lsdException w:name="Medium Grid 2 Accent 5" w:semiHidden="0" w:uiPriority="68" w:unhideWhenUsed="0"/>
-    <w:lsdException w:name="Medium Grid 3 Accent 5" w:semiHidden="0" w:uiPriority="69" w:unhideWhenUsed="0"/>
-    <w:lsdException w:name="Dark List Accent 5" w:semiHidden="0" w:uiPriority="70" w:unhideWhenUsed="0"/>
-    <w:lsdException w:name="Colorful Shading Accent 5" w:semiHidden="0" w:uiPriority="71" w:unhideWhenUsed="0"/>
-    <w:lsdException w:name="Colorful List Accent 5" w:semiHidden="0" w:uiPriority="72" w:unhideWhenUsed="0"/>
-    <w:lsdException w:name="Colorful Grid Accent 5" w:semiHidden="0" w:uiPriority="73" w:unhideWhenUsed="0"/>
-    <w:lsdException w:name="Light Shading Accent 6" w:semiHidden="0" w:uiPriority="60" w:unhideWhenUsed="0"/>
-    <w:lsdException w:name="Light List Accent 6" w:semiHidden="0" w:uiPriority="61" w:unhideWhenUsed="0"/>
-    <w:lsdException w:name="Light Grid Accent 6" w:semiHidden="0" w:uiPriority="62" w:unhideWhenUsed="0"/>
-    <w:lsdException w:name="Medium Shading 1 Accent 6" w:semiHidden="0" w:uiPriority="63" w:unhideWhenUsed="0"/>
-    <w:lsdException w:name="Medium Shading 2 Accent 6" w:semiHidden="0" w:uiPriority="64" w:unhideWhenUsed="0"/>
-    <w:lsdException w:name="Medium List 1 Accent 6" w:semiHidden="0" w:uiPriority="65" w:unhideWhenUsed="0"/>
-    <w:lsdException w:name="Medium List 2 Accent 6" w:semiHidden="0" w:uiPriority="66" w:unhideWhenUsed="0"/>
-    <w:lsdException w:name="Medium Grid 1 Accent 6" w:semiHidden="0" w:uiPriority="67" w:unhideWhenUsed="0"/>
-    <w:lsdException w:name="Medium Grid 2 Accent 6" w:semiHidden="0" w:uiPriority="68" w:unhideWhenUsed="0"/>
-    <w:lsdException w:name="Medium Grid 3 Accent 6" w:semiHidden="0" w:uiPriority="69" w:unhideWhenUsed="0"/>
-    <w:lsdException w:name="Dark List Accent 6" w:semiHidden="0" w:uiPriority="70" w:unhideWhenUsed="0"/>
-    <w:lsdException w:name="Colorful Shading Accent 6" w:semiHidden="0" w:uiPriority="71" w:unhideWhenUsed="0"/>
-    <w:lsdException w:name="Colorful List Accent 6" w:semiHidden="0" w:uiPriority="72" w:unhideWhenUsed="0"/>
-    <w:lsdException w:name="Colorful Grid Accent 6" w:semiHidden="0" w:uiPriority="73" w:unhideWhenUsed="0"/>
-    <w:lsdException w:name="Subtle Emphasis" w:semiHidden="0" w:uiPriority="19" w:unhideWhenUsed="0" w:qFormat="1"/>
-    <w:lsdException w:name="Intense Emphasis" w:semiHidden="0" w:uiPriority="21" w:unhideWhenUsed="0" w:qFormat="1"/>
-    <w:lsdException w:name="Subtle Reference" w:semiHidden="0" w:uiPriority="31" w:unhideWhenUsed="0" w:qFormat="1"/>
-    <w:lsdException w:name="Intense Reference" w:semiHidden="0" w:uiPriority="32" w:unhideWhenUsed="0" w:qFormat="1"/>
-    <w:lsdException w:name="Book Title" w:semiHidden="0" w:uiPriority="33" w:unhideWhenUsed="0" w:qFormat="1"/>
-    <w:lsdException w:name="Bibliography" w:uiPriority="37"/>
-    <w:lsdException w:name="TOC Heading" w:uiPriority="39" w:qFormat="1"/>
-  </w:latentStyles>
-  <w:style w:type="paragraph" w:default="1" w:styleId="Normal">
-    <w:name w:val="Normal"/>
-    <w:qFormat/>
-  </w:style>
-  <w:style w:type="paragraph" w:styleId="Heading1">
-    <w:name w:val="heading 1"/>
-    <w:basedOn w:val="Normal"/>
-    <w:next w:val="Normal"/>
-    <w:pPr>
-      <w:keepNext/>
-      <w:keepLines/>
-      <w:spacing w:before="480" w:after="120"/>
-      <w:outlineLvl w:val="0"/>
-    </w:pPr>
-    <w:rPr>
-      <w:b/>
-      <w:sz w:val="48"/>
-      <w:szCs w:val="48"/>
-    </w:rPr>
-  </w:style>
-  <w:style w:type="paragraph" w:styleId="Heading2">
-    <w:name w:val="heading 2"/>
-    <w:basedOn w:val="Normal"/>
-    <w:next w:val="Normal"/>
-    <w:pPr>
-      <w:keepNext/>
-      <w:keepLines/>
-      <w:spacing w:before="360" w:after="80"/>
-      <w:outlineLvl w:val="1"/>
-    </w:pPr>
-    <w:rPr>
-      <w:b/>
-      <w:sz w:val="36"/>
-      <w:szCs w:val="36"/>
-    </w:rPr>
-  </w:style>
-  <w:style w:type="paragraph" w:styleId="Heading3">
-    <w:name w:val="heading 3"/>
-    <w:basedOn w:val="Normal"/>
-    <w:next w:val="Normal"/>
-    <w:pPr>
-      <w:keepNext/>
-      <w:keepLines/>
-      <w:spacing w:before="280" w:after="80"/>
-      <w:outlineLvl w:val="2"/>
-    </w:pPr>
-    <w:rPr>
-      <w:b/>
-      <w:sz w:val="28"/>
-      <w:szCs w:val="28"/>
-    </w:rPr>
-  </w:style>
-  <w:style w:type="paragraph" w:styleId="Heading4">
-    <w:name w:val="heading 4"/>
-    <w:basedOn w:val="Normal"/>
-    <w:next w:val="Normal"/>
-    <w:pPr>
-      <w:keepNext/>
-      <w:keepLines/>
-      <w:spacing w:before="240" w:after="40"/>
-      <w:outlineLvl w:val="3"/>
-    </w:pPr>
-    <w:rPr>
-      <w:b/>
-      <w:sz w:val="24"/>
-      <w:szCs w:val="24"/>
-    </w:rPr>
-  </w:style>
-  <w:style w:type="paragraph" w:styleId="Heading5">
-    <w:name w:val="heading 5"/>
-    <w:basedOn w:val="Normal"/>
-    <w:next w:val="Normal"/>
-    <w:pPr>
-      <w:keepNext/>
-      <w:keepLines/>
-      <w:spacing w:before="220" w:after="40"/>
-      <w:outlineLvl w:val="4"/>
-    </w:pPr>
-    <w:rPr>
-      <w:b/>
-    </w:rPr>
-  </w:style>
-  <w:style w:type="paragraph" w:styleId="Heading6">
-    <w:name w:val="heading 6"/>
-    <w:basedOn w:val="Normal"/>
-    <w:next w:val="Normal"/>
-    <w:pPr>
-      <w:keepNext/>
-      <w:keepLines/>
-      <w:spacing w:before="200" w:after="40"/>
-      <w:outlineLvl w:val="5"/>
-    </w:pPr>
-    <w:rPr>
-      <w:b/>
-      <w:sz w:val="20"/>
-      <w:szCs w:val="20"/>
-    </w:rPr>
-  </w:style>
-  <w:style w:type="character" w:default="1" w:styleId="DefaultParagraphFont">
-    <w:name w:val="Default Paragraph Font"/>
-    <w:uiPriority w:val="1"/>
-    <w:semiHidden/>
-    <w:unhideWhenUsed/>
-  </w:style>
-  <w:style w:type="table" w:default="1" w:styleId="TableNormal">
-    <w:name w:val="Normal Table"/>
-    <w:uiPriority w:val="99"/>
-    <w:semiHidden/>
-    <w:unhideWhenUsed/>
-    <w:tblPr>
-      <w:tblInd w:w="0" w:type="dxa"/>
-      <w:tblCellMar>
-        <w:top w:w="0" w:type="dxa"/>
-        <w:left w:w="108" w:type="dxa"/>
-        <w:bottom w:w="0" w:type="dxa"/>
-        <w:right w:w="108" w:type="dxa"/>
-      </w:tblCellMar>
-    </w:tblPr>
-  </w:style>
-  <w:style w:type="numbering" w:default="1" w:styleId="NoList">
-    <w:name w:val="No List"/>
-    <w:uiPriority w:val="99"/>
-    <w:semiHidden/>
-    <w:unhideWhenUsed/>
-  </w:style>
-  <w:style w:type="paragraph" w:styleId="Title">
-    <w:name w:val="Title"/>
-    <w:basedOn w:val="Normal"/>
-    <w:next w:val="Normal"/>
-    <w:pPr>
-      <w:keepNext/>
-      <w:keepLines/>
-      <w:spacing w:before="480" w:after="120"/>
-    </w:pPr>
-    <w:rPr>
-      <w:b/>
-      <w:sz w:val="72"/>
-      <w:szCs w:val="72"/>
-    </w:rPr>
-  </w:style>
-  <w:style w:type="table" w:styleId="TableGrid">
-    <w:name w:val="Table Grid"/>
-    <w:basedOn w:val="TableNormal"/>
-    <w:uiPriority w:val="39"/>
-    <w:rsid w:val="005B2106"/>
-    <w:pPr>
-      <w:spacing w:after="0" w:line="240" w:lineRule="auto"/>
-    </w:pPr>
-    <w:tblPr>
-      <w:tblInd w:w="0" w:type="dxa"/>
-      <w:tblBorders>
-        <w:top w:val="single" w:sz="4" w:space="0" w:color="auto"/>
-        <w:left w:val="single" w:sz="4" w:space="0" w:color="auto"/>
-        <w:bottom w:val="single" w:sz="4" w:space="0" w:color="auto"/>
-        <w:right w:val="single" w:sz="4" w:space="0" w:color="auto"/>
-        <w:insideH w:val="single" w:sz="4" w:space="0" w:color="auto"/>
-        <w:insideV w:val="single" w:sz="4" w:space="0" w:color="auto"/>
-      </w:tblBorders>
-      <w:tblCellMar>
-        <w:top w:w="0" w:type="dxa"/>
-        <w:left w:w="108" w:type="dxa"/>
-        <w:bottom w:w="0" w:type="dxa"/>
-        <w:right w:w="108" w:type="dxa"/>
-      </w:tblCellMar>
-    </w:tblPr>
-  </w:style>
-  <w:style w:type="character" w:styleId="Hyperlink">
-    <w:name w:val="Hyperlink"/>
-    <w:basedOn w:val="DefaultParagraphFont"/>
-    <w:uiPriority w:val="99"/>
-    <w:unhideWhenUsed/>
-    <w:rsid w:val="003C4A8E"/>
-    <w:rPr>
-      <w:color w:val="0563C1" w:themeColor="hyperlink"/>
-      <w:u w:val="single"/>
-    </w:rPr>
-  </w:style>
-  <w:style w:type="character" w:customStyle="1" w:styleId="UnresolvedMention">
-    <w:name w:val="Unresolved Mention"/>
-    <w:basedOn w:val="DefaultParagraphFont"/>
-    <w:uiPriority w:val="99"/>
-    <w:semiHidden/>
-    <w:unhideWhenUsed/>
-    <w:rsid w:val="003C4A8E"/>
-    <w:rPr>
-      <w:color w:val="605E5C"/>
-      <w:shd w:val="clear" w:color="auto" w:fill="E1DFDD"/>
-    </w:rPr>
-  </w:style>
-  <w:style w:type="paragraph" w:styleId="ListParagraph">
-    <w:name w:val="List Paragraph"/>
-    <w:basedOn w:val="Normal"/>
-    <w:uiPriority w:val="34"/>
-    <w:qFormat/>
-    <w:rsid w:val="00AB20AC"/>
-    <w:pPr>
-      <w:ind w:left="720"/>
-      <w:contextualSpacing/>
-    </w:pPr>
-  </w:style>
-  <w:style w:type="paragraph" w:styleId="Subtitle">
-    <w:name w:val="Subtitle"/>
-    <w:basedOn w:val="Normal"/>
-    <w:next w:val="Normal"/>
-    <w:pPr>
-      <w:keepNext/>
-      <w:keepLines/>
-      <w:spacing w:before="360" w:after="80"/>
-    </w:pPr>
-    <w:rPr>
-      <w:rFonts w:ascii="Georgia" w:eastAsia="Georgia" w:hAnsi="Georgia" w:cs="Georgia"/>
-      <w:i/>
-      <w:color w:val="666666"/>
-      <w:sz w:val="48"/>
-      <w:szCs w:val="48"/>
-    </w:rPr>
-  </w:style>
-  <w:style w:type="table" w:customStyle="1" w:styleId="a">
-    <w:basedOn w:val="TableNormal"/>
-    <w:pPr>
-      <w:spacing w:after="0" w:line="240" w:lineRule="auto"/>
-    </w:pPr>
-    <w:tblPr>
-      <w:tblStyleRowBandSize w:val="1"/>
-      <w:tblStyleColBandSize w:val="1"/>
-      <w:tblInd w:w="0" w:type="dxa"/>
-      <w:tblCellMar>
-        <w:top w:w="0" w:type="dxa"/>
-        <w:left w:w="108" w:type="dxa"/>
-        <w:bottom w:w="0" w:type="dxa"/>
-        <w:right w:w="108" w:type="dxa"/>
-      </w:tblCellMar>
-    </w:tblPr>
-  </w:style>
-  <w:style w:type="table" w:customStyle="1" w:styleId="a0">
-    <w:basedOn w:val="TableNormal"/>
-    <w:pPr>
-      <w:spacing w:after="0" w:line="240" w:lineRule="auto"/>
-    </w:pPr>
-    <w:tblPr>
-      <w:tblStyleRowBandSize w:val="1"/>
-      <w:tblStyleColBandSize w:val="1"/>
-      <w:tblInd w:w="0" w:type="dxa"/>
-      <w:tblCellMar>
-        <w:top w:w="0" w:type="dxa"/>
-        <w:left w:w="108" w:type="dxa"/>
-        <w:bottom w:w="0" w:type="dxa"/>
-        <w:right w:w="108" w:type="dxa"/>
-      </w:tblCellMar>
-    </w:tblPr>
-  </w:style>
-  <w:style w:type="table" w:customStyle="1" w:styleId="a1">
-    <w:basedOn w:val="TableNormal"/>
-    <w:pPr>
-      <w:spacing w:after="0" w:line="240" w:lineRule="auto"/>
-    </w:pPr>
-    <w:tblPr>
-      <w:tblStyleRowBandSize w:val="1"/>
-      <w:tblStyleColBandSize w:val="1"/>
-      <w:tblInd w:w="0" w:type="dxa"/>
       <w:tblCellMar>
         <w:top w:w="0" w:type="dxa"/>
         <w:left w:w="108" w:type="dxa"/>
@@ -2804,23 +2828,6 @@
         <a:font script="Viet" typeface="Times New Roman"/>
         <a:font script="Uigh" typeface="Microsoft Uighur"/>
         <a:font script="Geor" typeface="Sylfaen"/>
-        <a:font script="Armn" typeface="Arial"/>
-        <a:font script="Bugi" typeface="Leelawadee UI"/>
-        <a:font script="Bopo" typeface="Microsoft JhengHei"/>
-        <a:font script="Java" typeface="Javanese Text"/>
-        <a:font script="Lisu" typeface="Segoe UI"/>
-        <a:font script="Mymr" typeface="Myanmar Text"/>
-        <a:font script="Nkoo" typeface="Ebrima"/>
-        <a:font script="Olck" typeface="Nirmala UI"/>
-        <a:font script="Osma" typeface="Ebrima"/>
-        <a:font script="Phag" typeface="Phagspa"/>
-        <a:font script="Syrn" typeface="Estrangelo Edessa"/>
-        <a:font script="Syrj" typeface="Estrangelo Edessa"/>
-        <a:font script="Syre" typeface="Estrangelo Edessa"/>
-        <a:font script="Sora" typeface="Nirmala UI"/>
-        <a:font script="Tale" typeface="Microsoft Tai Le"/>
-        <a:font script="Talu" typeface="Microsoft New Tai Lue"/>
-        <a:font script="Tfng" typeface="Ebrima"/>
       </a:majorFont>
       <a:minorFont>
         <a:latin typeface="Calibri"/>
@@ -2856,23 +2863,6 @@
         <a:font script="Viet" typeface="Arial"/>
         <a:font script="Uigh" typeface="Microsoft Uighur"/>
         <a:font script="Geor" typeface="Sylfaen"/>
-        <a:font script="Armn" typeface="Arial"/>
-        <a:font script="Bugi" typeface="Leelawadee UI"/>
-        <a:font script="Bopo" typeface="Microsoft JhengHei"/>
-        <a:font script="Java" typeface="Javanese Text"/>
-        <a:font script="Lisu" typeface="Segoe UI"/>
-        <a:font script="Mymr" typeface="Myanmar Text"/>
-        <a:font script="Nkoo" typeface="Ebrima"/>
-        <a:font script="Olck" typeface="Nirmala UI"/>
-        <a:font script="Osma" typeface="Ebrima"/>
-        <a:font script="Phag" typeface="Phagspa"/>
-        <a:font script="Syrn" typeface="Estrangelo Edessa"/>
-        <a:font script="Syrj" typeface="Estrangelo Edessa"/>
-        <a:font script="Syre" typeface="Estrangelo Edessa"/>
-        <a:font script="Sora" typeface="Nirmala UI"/>
-        <a:font script="Tale" typeface="Microsoft Tai Le"/>
-        <a:font script="Talu" typeface="Microsoft New Tai Lue"/>
-        <a:font script="Tfng" typeface="Ebrima"/>
       </a:minorFont>
     </a:fontScheme>
     <a:fmtScheme name="Office">
@@ -3014,12 +3004,6 @@
     </a:fmtScheme>
   </a:themeElements>
   <a:objectDefaults/>
-  <a:extraClrSchemeLst/>
-  <a:extLst>
-    <a:ext uri="{05A4C25C-085E-4340-85A3-A5531E510DB2}">
-      <thm15:themeFamily xmlns="" xmlns:thm15="http://schemas.microsoft.com/office/thememl/2012/main" name="Office Theme" id="{62F939B6-93AF-4DB8-9C6B-D6C7DFDC589F}" vid="{4A3C46E8-61CC-4603-A589-7422A47A8E4A}"/>
-    </a:ext>
-  </a:extLst>
 </a:theme>
 </file>
 
@@ -3031,9 +3015,6 @@
 
 <file path=customXml/itemProps1.xml><?xml version="1.0" encoding="utf-8"?>
 <ds:datastoreItem xmlns:ds="http://schemas.openxmlformats.org/officeDocument/2006/customXml" ds:itemID="{11111111-1234-1234-1234-123412341234}">
-  <ds:schemaRefs>
-    <ds:schemaRef ds:uri="http://customooxmlschemas.google.com/"/>
-    <ds:schemaRef ds:uri="http://schemas.openxmlformats.org/officeDocument/2006/relationships"/>
-  </ds:schemaRefs>
+  <ds:schemaRefs/>
 </ds:datastoreItem>
 </file>